--- a/labs/lab04/report/arch-pc-lab04-report.docx
+++ b/labs/lab04/report/arch-pc-lab04-report.docx
@@ -103,6 +103,12 @@
       <w:r>
         <w:t xml:space="preserve">Ульяна</w:t>
       </w:r>
+      <w:r>
+        <w:t xml:space="preserve"> </w:t>
+      </w:r>
+      <w:r>
+        <w:t xml:space="preserve">Владимировна</w:t>
+      </w:r>
     </w:p>
     <w:p>
       <w:pPr>
@@ -129,19 +135,19 @@
         <w:t xml:space="preserve"> </w:t>
       </w:r>
       <w:r>
-        <w:t xml:space="preserve">отчете</w:t>
-      </w:r>
-      <w:r>
-        <w:t xml:space="preserve"> </w:t>
-      </w:r>
-      <w:r>
-        <w:t xml:space="preserve">представлены</w:t>
-      </w:r>
-      <w:r>
-        <w:t xml:space="preserve"> </w:t>
-      </w:r>
-      <w:r>
-        <w:t xml:space="preserve">результаты</w:t>
+        <w:t xml:space="preserve">документе</w:t>
+      </w:r>
+      <w:r>
+        <w:t xml:space="preserve"> </w:t>
+      </w:r>
+      <w:r>
+        <w:t xml:space="preserve">описаны</w:t>
+      </w:r>
+      <w:r>
+        <w:t xml:space="preserve"> </w:t>
+      </w:r>
+      <w:r>
+        <w:t xml:space="preserve">этапы</w:t>
       </w:r>
       <w:r>
         <w:t xml:space="preserve"> </w:t>
@@ -153,43 +159,121 @@
         <w:t xml:space="preserve"> </w:t>
       </w:r>
       <w:r>
+        <w:t xml:space="preserve">четвертой</w:t>
+      </w:r>
+      <w:r>
+        <w:t xml:space="preserve"> </w:t>
+      </w:r>
+      <w:r>
         <w:t xml:space="preserve">лабораторной</w:t>
       </w:r>
       <w:r>
         <w:t xml:space="preserve"> </w:t>
       </w:r>
       <w:r>
+        <w:t xml:space="preserve">работы.</w:t>
+      </w:r>
+      <w:r>
+        <w:t xml:space="preserve"> </w:t>
+      </w:r>
+      <w:r>
+        <w:t xml:space="preserve">В</w:t>
+      </w:r>
+      <w:r>
+        <w:t xml:space="preserve"> </w:t>
+      </w:r>
+      <w:r>
+        <w:t xml:space="preserve">процессе</w:t>
+      </w:r>
+      <w:r>
+        <w:t xml:space="preserve"> </w:t>
+      </w:r>
+      <w:r>
         <w:t xml:space="preserve">работы</w:t>
       </w:r>
       <w:r>
         <w:t xml:space="preserve"> </w:t>
       </w:r>
       <w:r>
-        <w:t xml:space="preserve">4</w:t>
-      </w:r>
-      <w:r>
-        <w:t xml:space="preserve"> </w:t>
-      </w:r>
-      <w:r>
-        <w:t xml:space="preserve">по</w:t>
-      </w:r>
-      <w:r>
-        <w:t xml:space="preserve"> </w:t>
-      </w:r>
-      <w:r>
-        <w:t xml:space="preserve">освоению</w:t>
-      </w:r>
-      <w:r>
-        <w:t xml:space="preserve"> </w:t>
-      </w:r>
-      <w:r>
-        <w:t xml:space="preserve">процедуры</w:t>
-      </w:r>
-      <w:r>
-        <w:t xml:space="preserve"> </w:t>
-      </w:r>
-      <w:r>
-        <w:t xml:space="preserve">компиляции</w:t>
+        <w:t xml:space="preserve">я</w:t>
+      </w:r>
+      <w:r>
+        <w:t xml:space="preserve"> </w:t>
+      </w:r>
+      <w:r>
+        <w:t xml:space="preserve">научилась</w:t>
+      </w:r>
+      <w:r>
+        <w:t xml:space="preserve"> </w:t>
+      </w:r>
+      <w:r>
+        <w:t xml:space="preserve">писать</w:t>
+      </w:r>
+      <w:r>
+        <w:t xml:space="preserve"> </w:t>
+      </w:r>
+      <w:r>
+        <w:t xml:space="preserve">простые</w:t>
+      </w:r>
+      <w:r>
+        <w:t xml:space="preserve"> </w:t>
+      </w:r>
+      <w:r>
+        <w:t xml:space="preserve">программы</w:t>
+      </w:r>
+      <w:r>
+        <w:t xml:space="preserve"> </w:t>
+      </w:r>
+      <w:r>
+        <w:t xml:space="preserve">на</w:t>
+      </w:r>
+      <w:r>
+        <w:t xml:space="preserve"> </w:t>
+      </w:r>
+      <w:r>
+        <w:t xml:space="preserve">ассемблере</w:t>
+      </w:r>
+      <w:r>
+        <w:t xml:space="preserve"> </w:t>
+      </w:r>
+      <w:r>
+        <w:t xml:space="preserve">NASM,</w:t>
+      </w:r>
+      <w:r>
+        <w:t xml:space="preserve"> </w:t>
+      </w:r>
+      <w:r>
+        <w:t xml:space="preserve">а</w:t>
+      </w:r>
+      <w:r>
+        <w:t xml:space="preserve"> </w:t>
+      </w:r>
+      <w:r>
+        <w:t xml:space="preserve">также</w:t>
+      </w:r>
+      <w:r>
+        <w:t xml:space="preserve"> </w:t>
+      </w:r>
+      <w:r>
+        <w:t xml:space="preserve">изучила</w:t>
+      </w:r>
+      <w:r>
+        <w:t xml:space="preserve"> </w:t>
+      </w:r>
+      <w:r>
+        <w:t xml:space="preserve">особенности</w:t>
+      </w:r>
+      <w:r>
+        <w:t xml:space="preserve"> </w:t>
+      </w:r>
+      <w:r>
+        <w:t xml:space="preserve">работы</w:t>
+      </w:r>
+      <w:r>
+        <w:t xml:space="preserve"> </w:t>
+      </w:r>
+      <w:r>
+        <w:t xml:space="preserve">транслятора</w:t>
       </w:r>
       <w:r>
         <w:t xml:space="preserve"> </w:t>
@@ -201,37 +285,25 @@
         <w:t xml:space="preserve"> </w:t>
       </w:r>
       <w:r>
-        <w:t xml:space="preserve">сборки</w:t>
-      </w:r>
-      <w:r>
-        <w:t xml:space="preserve"> </w:t>
-      </w:r>
-      <w:r>
-        <w:t xml:space="preserve">программ,</w:t>
-      </w:r>
-      <w:r>
-        <w:t xml:space="preserve"> </w:t>
-      </w:r>
-      <w:r>
-        <w:t xml:space="preserve">написанных</w:t>
-      </w:r>
-      <w:r>
-        <w:t xml:space="preserve"> </w:t>
-      </w:r>
-      <w:r>
-        <w:t xml:space="preserve">на</w:t>
-      </w:r>
-      <w:r>
-        <w:t xml:space="preserve"> </w:t>
-      </w:r>
-      <w:r>
-        <w:t xml:space="preserve">ассемблере</w:t>
-      </w:r>
-      <w:r>
-        <w:t xml:space="preserve"> </w:t>
-      </w:r>
-      <w:r>
-        <w:t xml:space="preserve">NASM.</w:t>
+        <w:t xml:space="preserve">компоновщика</w:t>
+      </w:r>
+      <w:r>
+        <w:t xml:space="preserve"> </w:t>
+      </w:r>
+      <w:r>
+        <w:t xml:space="preserve">в</w:t>
+      </w:r>
+      <w:r>
+        <w:t xml:space="preserve"> </w:t>
+      </w:r>
+      <w:r>
+        <w:t xml:space="preserve">среде</w:t>
+      </w:r>
+      <w:r>
+        <w:t xml:space="preserve"> </w:t>
+      </w:r>
+      <w:r>
+        <w:t xml:space="preserve">Linux.</w:t>
       </w:r>
     </w:p>
     <w:sdt>
@@ -260,7 +332,7 @@
         </w:p>
       </w:sdtContent>
     </w:sdt>
-    <w:bookmarkStart w:id="20" w:name="цель-работы"/>
+    <w:bookmarkStart w:id="57" w:name="цель-работы"/>
     <w:p>
       <w:pPr>
         <w:pStyle w:val="Heading1"/>
@@ -274,26 +346,28 @@
         <w:pStyle w:val="FirstParagraph"/>
       </w:pPr>
       <w:r>
-        <w:t xml:space="preserve">Освоение процедуры компиляции и сборки программ, написанных на ассемблере NASM</w:t>
+        <w:t xml:space="preserve">Освоение процедуры компиляции и сборки программ, написанных на ассемблере</w:t>
+      </w:r>
+      <w:r>
+        <w:t xml:space="preserve"> </w:t>
+      </w:r>
+      <w:r>
+        <w:t xml:space="preserve">NASM.</w:t>
+      </w:r>
+      <w:r>
+        <w:t xml:space="preserve"> </w:t>
+      </w:r>
+      <w:r>
+        <w:t xml:space="preserve"># Выполнение лабораторной работы</w:t>
       </w:r>
     </w:p>
-    <w:bookmarkEnd w:id="20"/>
-    <w:bookmarkStart w:id="58" w:name="выполнение-лабораторной-работы"/>
+    <w:bookmarkStart w:id="32" w:name="программа-hello-world"/>
     <w:p>
       <w:pPr>
-        <w:pStyle w:val="Heading1"/>
-      </w:pPr>
-      <w:r>
-        <w:t xml:space="preserve">2. Выполнение лабораторной работы</w:t>
-      </w:r>
-    </w:p>
-    <w:bookmarkStart w:id="33" w:name="программа-hello-world"/>
-    <w:p>
-      <w:pPr>
         <w:pStyle w:val="Heading2"/>
       </w:pPr>
       <w:r>
-        <w:t xml:space="preserve">2.1 Программа Hello world!</w:t>
+        <w:t xml:space="preserve">1.1 Программа Hello world!</w:t>
       </w:r>
     </w:p>
     <w:p>
@@ -301,7 +375,22 @@
         <w:pStyle w:val="FirstParagraph"/>
       </w:pPr>
       <w:r>
-        <w:t xml:space="preserve">Создаю каталог для работы с программами на языке ассемблера NASM (</w:t>
+        <w:t xml:space="preserve">Сначала я открыла терминал и сформировала рабочую директорию для хранения файлов текущего проекта с помощью</w:t>
+      </w:r>
+      <w:r>
+        <w:t xml:space="preserve"> </w:t>
+      </w:r>
+      <w:r>
+        <w:rPr>
+          <w:rStyle w:val="VerbatimChar"/>
+        </w:rPr>
+        <w:t xml:space="preserve">mkdir</w:t>
+      </w:r>
+      <w:r>
+        <w:t xml:space="preserve"> </w:t>
+      </w:r>
+      <w:r>
+        <w:t xml:space="preserve">(</w:t>
       </w:r>
       <w:hyperlink w:anchor="fig-1">
         <w:r>
@@ -312,7 +401,7 @@
         </w:r>
       </w:hyperlink>
       <w:r>
-        <w:t xml:space="preserve">)</w:t>
+        <w:t xml:space="preserve">).</w:t>
       </w:r>
     </w:p>
     <w:tbl>
@@ -329,7 +418,7 @@
       <w:tr>
         <w:tc>
           <w:tcPr/>
-          <w:bookmarkStart w:id="24" w:name="fig-1"/>
+          <w:bookmarkStart w:id="23" w:name="fig-1"/>
           <w:p>
             <w:pPr>
               <w:pStyle w:val="Compact"/>
@@ -340,18 +429,18 @@
                 <wp:inline>
                   <wp:extent cx="4267200" cy="392651"/>
                   <wp:effectExtent b="0" l="0" r="0" t="0"/>
-                  <wp:docPr descr="" title="" id="22" name="Picture"/>
+                  <wp:docPr descr="" title="" id="21" name="Picture"/>
                   <a:graphic>
                     <a:graphicData uri="http://schemas.openxmlformats.org/drawingml/2006/picture">
                       <pic:pic>
                         <pic:nvPicPr>
-                          <pic:cNvPr descr="image/1.png" id="23" name="Picture"/>
+                          <pic:cNvPr descr="image/1.png" id="22" name="Picture"/>
                           <pic:cNvPicPr>
                             <a:picLocks noChangeArrowheads="1" noChangeAspect="1"/>
                           </pic:cNvPicPr>
                         </pic:nvPicPr>
                         <pic:blipFill>
-                          <a:blip r:embed="rId21"/>
+                          <a:blip r:embed="rId20"/>
                           <a:stretch>
                             <a:fillRect/>
                           </a:stretch>
@@ -391,7 +480,7 @@
               <w:t xml:space="preserve">Рисунок 1: Создание каталога</w:t>
             </w:r>
           </w:p>
-          <w:bookmarkEnd w:id="24"/>
+          <w:bookmarkEnd w:id="23"/>
         </w:tc>
       </w:tr>
     </w:tbl>
@@ -400,7 +489,22 @@
         <w:pStyle w:val="BodyText"/>
       </w:pPr>
       <w:r>
-        <w:t xml:space="preserve">Перехожу в созданный каталог и создаю текстовый файл с именем hello.asm (</w:t>
+        <w:t xml:space="preserve">Затем, перейдя в новую папку, я сгенерировала пустой текстовый документ, дав ему название</w:t>
+      </w:r>
+      <w:r>
+        <w:t xml:space="preserve"> </w:t>
+      </w:r>
+      <w:r>
+        <w:rPr>
+          <w:rStyle w:val="VerbatimChar"/>
+        </w:rPr>
+        <w:t xml:space="preserve">hello.asm</w:t>
+      </w:r>
+      <w:r>
+        <w:t xml:space="preserve"> </w:t>
+      </w:r>
+      <w:r>
+        <w:t xml:space="preserve">(</w:t>
       </w:r>
       <w:hyperlink w:anchor="fig-2">
         <w:r>
@@ -411,7 +515,7 @@
         </w:r>
       </w:hyperlink>
       <w:r>
-        <w:t xml:space="preserve">)</w:t>
+        <w:t xml:space="preserve">).</w:t>
       </w:r>
     </w:p>
     <w:tbl>
@@ -428,7 +532,7 @@
       <w:tr>
         <w:tc>
           <w:tcPr/>
-          <w:bookmarkStart w:id="28" w:name="fig-2"/>
+          <w:bookmarkStart w:id="27" w:name="fig-2"/>
           <w:p>
             <w:pPr>
               <w:pStyle w:val="Compact"/>
@@ -439,18 +543,18 @@
                 <wp:inline>
                   <wp:extent cx="4267200" cy="550606"/>
                   <wp:effectExtent b="0" l="0" r="0" t="0"/>
-                  <wp:docPr descr="" title="" id="26" name="Picture"/>
+                  <wp:docPr descr="" title="" id="25" name="Picture"/>
                   <a:graphic>
                     <a:graphicData uri="http://schemas.openxmlformats.org/drawingml/2006/picture">
                       <pic:pic>
                         <pic:nvPicPr>
-                          <pic:cNvPr descr="image/2.png" id="27" name="Picture"/>
+                          <pic:cNvPr descr="image/2.png" id="26" name="Picture"/>
                           <pic:cNvPicPr>
                             <a:picLocks noChangeArrowheads="1" noChangeAspect="1"/>
                           </pic:cNvPicPr>
                         </pic:nvPicPr>
                         <pic:blipFill>
-                          <a:blip r:embed="rId25"/>
+                          <a:blip r:embed="rId24"/>
                           <a:stretch>
                             <a:fillRect/>
                           </a:stretch>
@@ -490,7 +594,7 @@
               <w:t xml:space="preserve">Рисунок 2: Переход в каталог и создание hello.asm</w:t>
             </w:r>
           </w:p>
-          <w:bookmarkEnd w:id="28"/>
+          <w:bookmarkEnd w:id="27"/>
         </w:tc>
       </w:tr>
     </w:tbl>
@@ -499,7 +603,7 @@
         <w:pStyle w:val="BodyText"/>
       </w:pPr>
       <w:r>
-        <w:t xml:space="preserve">Потом редактирую этот файл с помощью nano (</w:t>
+        <w:t xml:space="preserve">С помощью текстового редактора я открыла этот файл и набрала в нем исходный код первой программы (</w:t>
       </w:r>
       <w:hyperlink w:anchor="fig-3">
         <w:r>
@@ -510,7 +614,7 @@
         </w:r>
       </w:hyperlink>
       <w:r>
-        <w:t xml:space="preserve">)</w:t>
+        <w:t xml:space="preserve">).</w:t>
       </w:r>
     </w:p>
     <w:tbl>
@@ -527,7 +631,7 @@
       <w:tr>
         <w:tc>
           <w:tcPr/>
-          <w:bookmarkStart w:id="32" w:name="fig-3"/>
+          <w:bookmarkStart w:id="31" w:name="fig-3"/>
           <w:p>
             <w:pPr>
               <w:pStyle w:val="Compact"/>
@@ -538,18 +642,18 @@
                 <wp:inline>
                   <wp:extent cx="4267200" cy="2198658"/>
                   <wp:effectExtent b="0" l="0" r="0" t="0"/>
-                  <wp:docPr descr="" title="" id="30" name="Picture"/>
+                  <wp:docPr descr="" title="" id="29" name="Picture"/>
                   <a:graphic>
                     <a:graphicData uri="http://schemas.openxmlformats.org/drawingml/2006/picture">
                       <pic:pic>
                         <pic:nvPicPr>
-                          <pic:cNvPr descr="image/3.png" id="31" name="Picture"/>
+                          <pic:cNvPr descr="image/3.png" id="30" name="Picture"/>
                           <pic:cNvPicPr>
                             <a:picLocks noChangeArrowheads="1" noChangeAspect="1"/>
                           </pic:cNvPicPr>
                         </pic:nvPicPr>
                         <pic:blipFill>
-                          <a:blip r:embed="rId29"/>
+                          <a:blip r:embed="rId28"/>
                           <a:stretch>
                             <a:fillRect/>
                           </a:stretch>
@@ -589,18 +693,18 @@
               <w:t xml:space="preserve">Рисунок 3: Файл hello.asm</w:t>
             </w:r>
           </w:p>
-          <w:bookmarkEnd w:id="32"/>
+          <w:bookmarkEnd w:id="31"/>
         </w:tc>
       </w:tr>
     </w:tbl>
-    <w:bookmarkEnd w:id="33"/>
-    <w:bookmarkStart w:id="38" w:name="транслятор-nasm"/>
+    <w:bookmarkEnd w:id="32"/>
+    <w:bookmarkStart w:id="37" w:name="транслятор-nasm"/>
     <w:p>
       <w:pPr>
         <w:pStyle w:val="Heading2"/>
       </w:pPr>
       <w:r>
-        <w:t xml:space="preserve">2.2 Транслятор NASM</w:t>
+        <w:t xml:space="preserve">1.2 Транслятор NASM</w:t>
       </w:r>
     </w:p>
     <w:p>
@@ -608,7 +712,34 @@
         <w:pStyle w:val="FirstParagraph"/>
       </w:pPr>
       <w:r>
-        <w:t xml:space="preserve">Для компиляции программы ввожу команду nasm -f elf hello.asm, в результате выполнения появляется файл hello.o (</w:t>
+        <w:t xml:space="preserve">Для компиляции программы, я задействовала транслятор NASM, а точнее команду</w:t>
+      </w:r>
+      <w:r>
+        <w:t xml:space="preserve"> </w:t>
+      </w:r>
+      <w:r>
+        <w:rPr>
+          <w:rStyle w:val="VerbatimChar"/>
+        </w:rPr>
+        <w:t xml:space="preserve">-f elf hello.asm</w:t>
+      </w:r>
+      <w:r>
+        <w:t xml:space="preserve">. После выполнения команды в директории появился файл</w:t>
+      </w:r>
+      <w:r>
+        <w:t xml:space="preserve"> </w:t>
+      </w:r>
+      <w:r>
+        <w:rPr>
+          <w:rStyle w:val="VerbatimChar"/>
+        </w:rPr>
+        <w:t xml:space="preserve">hello.o</w:t>
+      </w:r>
+      <w:r>
+        <w:t xml:space="preserve"> </w:t>
+      </w:r>
+      <w:r>
+        <w:t xml:space="preserve">(</w:t>
       </w:r>
       <w:hyperlink w:anchor="fig-4">
         <w:r>
@@ -619,7 +750,7 @@
         </w:r>
       </w:hyperlink>
       <w:r>
-        <w:t xml:space="preserve">)</w:t>
+        <w:t xml:space="preserve">).</w:t>
       </w:r>
     </w:p>
     <w:tbl>
@@ -636,7 +767,7 @@
       <w:tr>
         <w:tc>
           <w:tcPr/>
-          <w:bookmarkStart w:id="37" w:name="fig-4"/>
+          <w:bookmarkStart w:id="36" w:name="fig-4"/>
           <w:p>
             <w:pPr>
               <w:pStyle w:val="Compact"/>
@@ -647,18 +778,18 @@
                 <wp:inline>
                   <wp:extent cx="4267200" cy="550606"/>
                   <wp:effectExtent b="0" l="0" r="0" t="0"/>
-                  <wp:docPr descr="" title="" id="35" name="Picture"/>
+                  <wp:docPr descr="" title="" id="34" name="Picture"/>
                   <a:graphic>
                     <a:graphicData uri="http://schemas.openxmlformats.org/drawingml/2006/picture">
                       <pic:pic>
                         <pic:nvPicPr>
-                          <pic:cNvPr descr="image/4.png" id="36" name="Picture"/>
+                          <pic:cNvPr descr="image/4.png" id="35" name="Picture"/>
                           <pic:cNvPicPr>
                             <a:picLocks noChangeArrowheads="1" noChangeAspect="1"/>
                           </pic:cNvPicPr>
                         </pic:nvPicPr>
                         <pic:blipFill>
-                          <a:blip r:embed="rId34"/>
+                          <a:blip r:embed="rId33"/>
                           <a:stretch>
                             <a:fillRect/>
                           </a:stretch>
@@ -698,18 +829,18 @@
               <w:t xml:space="preserve">Рисунок 4: Компиляция файла hello.asm и файл hello.o</w:t>
             </w:r>
           </w:p>
-          <w:bookmarkEnd w:id="37"/>
+          <w:bookmarkEnd w:id="36"/>
         </w:tc>
       </w:tr>
     </w:tbl>
-    <w:bookmarkEnd w:id="38"/>
-    <w:bookmarkStart w:id="43" w:name="Xdc17a5752fa00a483b4c767734f3f62aaf44a07"/>
+    <w:bookmarkEnd w:id="37"/>
+    <w:bookmarkStart w:id="42" w:name="Xdc17a5752fa00a483b4c767734f3f62aaf44a07"/>
     <w:p>
       <w:pPr>
         <w:pStyle w:val="Heading2"/>
       </w:pPr>
       <w:r>
-        <w:t xml:space="preserve">2.3 Расширенный синтаксис командной строки NASM</w:t>
+        <w:t xml:space="preserve">1.3 Расширенный синтаксис командной строки NASM</w:t>
       </w:r>
     </w:p>
     <w:p>
@@ -717,7 +848,64 @@
         <w:pStyle w:val="FirstParagraph"/>
       </w:pPr>
       <w:r>
-        <w:t xml:space="preserve">Компилирую исходный файл hello.asm в obj.o и создаю файл листинга list.lst, с помощью команды ls проверяю что файлы были созданы (</w:t>
+        <w:t xml:space="preserve">Затем я использовала расширенный синтаксис, скомпилировала файл</w:t>
+      </w:r>
+      <w:r>
+        <w:t xml:space="preserve"> </w:t>
+      </w:r>
+      <w:r>
+        <w:t xml:space="preserve">‘</w:t>
+      </w:r>
+      <w:r>
+        <w:t xml:space="preserve">hello.asm</w:t>
+      </w:r>
+      <w:r>
+        <w:t xml:space="preserve">’</w:t>
+      </w:r>
+      <w:r>
+        <w:t xml:space="preserve"> </w:t>
+      </w:r>
+      <w:r>
+        <w:t xml:space="preserve">в</w:t>
+      </w:r>
+      <w:r>
+        <w:t xml:space="preserve"> </w:t>
+      </w:r>
+      <w:r>
+        <w:rPr>
+          <w:rStyle w:val="VerbatimChar"/>
+        </w:rPr>
+        <w:t xml:space="preserve">obj.o</w:t>
+      </w:r>
+      <w:r>
+        <w:t xml:space="preserve"> </w:t>
+      </w:r>
+      <w:r>
+        <w:t xml:space="preserve">и создала листинг</w:t>
+      </w:r>
+      <w:r>
+        <w:t xml:space="preserve"> </w:t>
+      </w:r>
+      <w:r>
+        <w:rPr>
+          <w:rStyle w:val="VerbatimChar"/>
+        </w:rPr>
+        <w:t xml:space="preserve">list.lst</w:t>
+      </w:r>
+      <w:r>
+        <w:t xml:space="preserve">. Используя команду</w:t>
+      </w:r>
+      <w:r>
+        <w:t xml:space="preserve"> </w:t>
+      </w:r>
+      <w:r>
+        <w:rPr>
+          <w:rStyle w:val="VerbatimChar"/>
+        </w:rPr>
+        <w:t xml:space="preserve">ls</w:t>
+      </w:r>
+      <w:r>
+        <w:t xml:space="preserve">, я проверила, что все требуемые файлы успешно сформированы (</w:t>
       </w:r>
       <w:hyperlink w:anchor="fig-5">
         <w:r>
@@ -728,7 +916,7 @@
         </w:r>
       </w:hyperlink>
       <w:r>
-        <w:t xml:space="preserve">)</w:t>
+        <w:t xml:space="preserve">).</w:t>
       </w:r>
     </w:p>
     <w:tbl>
@@ -745,7 +933,7 @@
       <w:tr>
         <w:tc>
           <w:tcPr/>
-          <w:bookmarkStart w:id="42" w:name="fig-5"/>
+          <w:bookmarkStart w:id="41" w:name="fig-5"/>
           <w:p>
             <w:pPr>
               <w:pStyle w:val="Compact"/>
@@ -756,18 +944,18 @@
                 <wp:inline>
                   <wp:extent cx="4267200" cy="355915"/>
                   <wp:effectExtent b="0" l="0" r="0" t="0"/>
-                  <wp:docPr descr="" title="" id="40" name="Picture"/>
+                  <wp:docPr descr="" title="" id="39" name="Picture"/>
                   <a:graphic>
                     <a:graphicData uri="http://schemas.openxmlformats.org/drawingml/2006/picture">
                       <pic:pic>
                         <pic:nvPicPr>
-                          <pic:cNvPr descr="image/5.png" id="41" name="Picture"/>
+                          <pic:cNvPr descr="image/5.png" id="40" name="Picture"/>
                           <pic:cNvPicPr>
                             <a:picLocks noChangeArrowheads="1" noChangeAspect="1"/>
                           </pic:cNvPicPr>
                         </pic:nvPicPr>
                         <pic:blipFill>
-                          <a:blip r:embed="rId39"/>
+                          <a:blip r:embed="rId38"/>
                           <a:stretch>
                             <a:fillRect/>
                           </a:stretch>
@@ -807,38 +995,141 @@
               <w:t xml:space="preserve">Рисунок 5: Компиляция файла</w:t>
             </w:r>
           </w:p>
-          <w:bookmarkEnd w:id="42"/>
+          <w:bookmarkEnd w:id="41"/>
         </w:tc>
       </w:tr>
     </w:tbl>
-    <w:bookmarkEnd w:id="43"/>
-    <w:bookmarkStart w:id="52" w:name="компоновщик-ld"/>
+    <w:bookmarkEnd w:id="42"/>
+    <w:bookmarkStart w:id="51" w:name="компоновщик-ld"/>
     <w:p>
       <w:pPr>
         <w:pStyle w:val="Heading2"/>
       </w:pPr>
       <w:r>
-        <w:t xml:space="preserve">2.4 Компоновщик LD</w:t>
+        <w:t xml:space="preserve">1.4 Компоновщик LD</w:t>
       </w:r>
     </w:p>
     <w:p>
       <w:pPr>
-        <w:pStyle w:val="FirstParagraph"/>
+        <w:pStyle w:val="BlockText"/>
       </w:pPr>
       <w:r>
         <w:rPr>
           <w:iCs/>
           <w:i/>
         </w:rPr>
-        <w:t xml:space="preserve">Так как выполнение лабораторной работы производится на компьютере Mac с процессором apple silicon, стандартный компоновщик ld не поддерживает 32-битный формат x86. Поэтому для этапа компоновки я использовала кросс-компилятор i686-linux-gnu-ld, а для запуска - пакет qemu-user-binfmt, обеспечивающий эмуляцию архитектуры x86.</w:t>
+        <w:t xml:space="preserve">Так как моя лабораторная работа выполняется на компьютере Mac, оснащенном процессором Apple Silicon (архитектура ARM), команда</w:t>
+      </w:r>
+      <w:r>
+        <w:rPr>
+          <w:iCs/>
+          <w:i/>
+        </w:rPr>
+        <w:t xml:space="preserve"> </w:t>
+      </w:r>
+      <w:r>
+        <w:rPr>
+          <w:rStyle w:val="VerbatimChar"/>
+          <w:iCs/>
+          <w:i/>
+        </w:rPr>
+        <w:t xml:space="preserve">ld</w:t>
+      </w:r>
+      <w:r>
+        <w:rPr>
+          <w:iCs/>
+          <w:i/>
+        </w:rPr>
+        <w:t xml:space="preserve"> </w:t>
+      </w:r>
+      <w:r>
+        <w:rPr>
+          <w:iCs/>
+          <w:i/>
+        </w:rPr>
+        <w:t xml:space="preserve">не поддерживается. По этой причине я применяла кросс-компилятор</w:t>
+      </w:r>
+      <w:r>
+        <w:rPr>
+          <w:iCs/>
+          <w:i/>
+        </w:rPr>
+        <w:t xml:space="preserve"> </w:t>
+      </w:r>
+      <w:r>
+        <w:rPr>
+          <w:rStyle w:val="VerbatimChar"/>
+          <w:iCs/>
+          <w:i/>
+        </w:rPr>
+        <w:t xml:space="preserve">i686-linux-gnu-ld</w:t>
+      </w:r>
+      <w:r>
+        <w:rPr>
+          <w:iCs/>
+          <w:i/>
+        </w:rPr>
+        <w:t xml:space="preserve">, а для запуска использовала пакет</w:t>
+      </w:r>
+      <w:r>
+        <w:rPr>
+          <w:iCs/>
+          <w:i/>
+        </w:rPr>
+        <w:t xml:space="preserve"> </w:t>
+      </w:r>
+      <w:r>
+        <w:rPr>
+          <w:rStyle w:val="VerbatimChar"/>
+          <w:iCs/>
+          <w:i/>
+        </w:rPr>
+        <w:t xml:space="preserve">qemu-user-binfmt</w:t>
+      </w:r>
+      <w:r>
+        <w:rPr>
+          <w:iCs/>
+          <w:i/>
+        </w:rPr>
+        <w:t xml:space="preserve">, который эмулирует необходимую архитектуру.</w:t>
       </w:r>
     </w:p>
     <w:p>
       <w:pPr>
-        <w:pStyle w:val="BodyText"/>
-      </w:pPr>
-      <w:r>
-        <w:t xml:space="preserve">Потом передаю исходный файл на обработку компоновщику и с помощью команды ls проверяю что исполняемый файл hello был создан (</w:t>
+        <w:pStyle w:val="FirstParagraph"/>
+      </w:pPr>
+      <w:r>
+        <w:t xml:space="preserve">Далее я отправила файл на обработку компоновщику. Проверка через</w:t>
+      </w:r>
+      <w:r>
+        <w:t xml:space="preserve"> </w:t>
+      </w:r>
+      <w:r>
+        <w:rPr>
+          <w:rStyle w:val="VerbatimChar"/>
+        </w:rPr>
+        <w:t xml:space="preserve">ls</w:t>
+      </w:r>
+      <w:r>
+        <w:t xml:space="preserve"> </w:t>
+      </w:r>
+      <w:r>
+        <w:t xml:space="preserve">показала, что исполняемый файл</w:t>
+      </w:r>
+      <w:r>
+        <w:t xml:space="preserve"> </w:t>
+      </w:r>
+      <w:r>
+        <w:rPr>
+          <w:rStyle w:val="VerbatimChar"/>
+        </w:rPr>
+        <w:t xml:space="preserve">hello</w:t>
+      </w:r>
+      <w:r>
+        <w:t xml:space="preserve"> </w:t>
+      </w:r>
+      <w:r>
+        <w:t xml:space="preserve">был создан корректно (</w:t>
       </w:r>
       <w:hyperlink w:anchor="fig-6">
         <w:r>
@@ -849,7 +1140,7 @@
         </w:r>
       </w:hyperlink>
       <w:r>
-        <w:t xml:space="preserve">)</w:t>
+        <w:t xml:space="preserve">).</w:t>
       </w:r>
     </w:p>
     <w:tbl>
@@ -866,7 +1157,7 @@
       <w:tr>
         <w:tc>
           <w:tcPr/>
-          <w:bookmarkStart w:id="47" w:name="fig-6"/>
+          <w:bookmarkStart w:id="46" w:name="fig-6"/>
           <w:p>
             <w:pPr>
               <w:pStyle w:val="Compact"/>
@@ -877,18 +1168,18 @@
                 <wp:inline>
                   <wp:extent cx="4267200" cy="355915"/>
                   <wp:effectExtent b="0" l="0" r="0" t="0"/>
-                  <wp:docPr descr="" title="" id="45" name="Picture"/>
+                  <wp:docPr descr="" title="" id="44" name="Picture"/>
                   <a:graphic>
                     <a:graphicData uri="http://schemas.openxmlformats.org/drawingml/2006/picture">
                       <pic:pic>
                         <pic:nvPicPr>
-                          <pic:cNvPr descr="image/6.png" id="46" name="Picture"/>
+                          <pic:cNvPr descr="image/6.png" id="45" name="Picture"/>
                           <pic:cNvPicPr>
                             <a:picLocks noChangeArrowheads="1" noChangeAspect="1"/>
                           </pic:cNvPicPr>
                         </pic:nvPicPr>
                         <pic:blipFill>
-                          <a:blip r:embed="rId44"/>
+                          <a:blip r:embed="rId43"/>
                           <a:stretch>
                             <a:fillRect/>
                           </a:stretch>
@@ -928,7 +1219,7 @@
               <w:t xml:space="preserve">Рисунок 6: Компоновка файла</w:t>
             </w:r>
           </w:p>
-          <w:bookmarkEnd w:id="47"/>
+          <w:bookmarkEnd w:id="46"/>
         </w:tc>
       </w:tr>
     </w:tbl>
@@ -937,7 +1228,22 @@
         <w:pStyle w:val="BodyText"/>
       </w:pPr>
       <w:r>
-        <w:t xml:space="preserve">Далее выполнил следующую команду (</w:t>
+        <w:t xml:space="preserve">Затем я собрала второй объектный файл, указав в качестве выходного имени</w:t>
+      </w:r>
+      <w:r>
+        <w:t xml:space="preserve"> </w:t>
+      </w:r>
+      <w:r>
+        <w:rPr>
+          <w:rStyle w:val="VerbatimChar"/>
+        </w:rPr>
+        <w:t xml:space="preserve">main</w:t>
+      </w:r>
+      <w:r>
+        <w:t xml:space="preserve"> </w:t>
+      </w:r>
+      <w:r>
+        <w:t xml:space="preserve">(</w:t>
       </w:r>
       <w:hyperlink w:anchor="fig-7">
         <w:r>
@@ -948,7 +1254,34 @@
         </w:r>
       </w:hyperlink>
       <w:r>
-        <w:t xml:space="preserve">)</w:t>
+        <w:t xml:space="preserve">). В результате объектный файл</w:t>
+      </w:r>
+      <w:r>
+        <w:t xml:space="preserve"> </w:t>
+      </w:r>
+      <w:r>
+        <w:rPr>
+          <w:rStyle w:val="VerbatimChar"/>
+        </w:rPr>
+        <w:t xml:space="preserve">obj.o</w:t>
+      </w:r>
+      <w:r>
+        <w:t xml:space="preserve"> </w:t>
+      </w:r>
+      <w:r>
+        <w:t xml:space="preserve">был преобразован в исполняемый файл</w:t>
+      </w:r>
+      <w:r>
+        <w:t xml:space="preserve"> </w:t>
+      </w:r>
+      <w:r>
+        <w:rPr>
+          <w:rStyle w:val="VerbatimChar"/>
+        </w:rPr>
+        <w:t xml:space="preserve">main</w:t>
+      </w:r>
+      <w:r>
+        <w:t xml:space="preserve">.</w:t>
       </w:r>
     </w:p>
     <w:tbl>
@@ -965,7 +1298,7 @@
       <w:tr>
         <w:tc>
           <w:tcPr/>
-          <w:bookmarkStart w:id="51" w:name="fig-7"/>
+          <w:bookmarkStart w:id="50" w:name="fig-7"/>
           <w:p>
             <w:pPr>
               <w:pStyle w:val="Compact"/>
@@ -976,18 +1309,18 @@
                 <wp:inline>
                   <wp:extent cx="4267200" cy="355915"/>
                   <wp:effectExtent b="0" l="0" r="0" t="0"/>
-                  <wp:docPr descr="" title="" id="49" name="Picture"/>
+                  <wp:docPr descr="" title="" id="48" name="Picture"/>
                   <a:graphic>
                     <a:graphicData uri="http://schemas.openxmlformats.org/drawingml/2006/picture">
                       <pic:pic>
                         <pic:nvPicPr>
-                          <pic:cNvPr descr="image/7.png" id="50" name="Picture"/>
+                          <pic:cNvPr descr="image/7.png" id="49" name="Picture"/>
                           <pic:cNvPicPr>
                             <a:picLocks noChangeArrowheads="1" noChangeAspect="1"/>
                           </pic:cNvPicPr>
                         </pic:nvPicPr>
                         <pic:blipFill>
-                          <a:blip r:embed="rId48"/>
+                          <a:blip r:embed="rId47"/>
                           <a:stretch>
                             <a:fillRect/>
                           </a:stretch>
@@ -1027,26 +1360,18 @@
               <w:t xml:space="preserve">Рисунок 7: Компоновка файла</w:t>
             </w:r>
           </w:p>
-          <w:bookmarkEnd w:id="51"/>
+          <w:bookmarkEnd w:id="50"/>
         </w:tc>
       </w:tr>
     </w:tbl>
+    <w:bookmarkEnd w:id="51"/>
+    <w:bookmarkStart w:id="56" w:name="запуск-исполняемого-файла"/>
     <w:p>
       <w:pPr>
-        <w:pStyle w:val="BodyText"/>
-      </w:pPr>
-      <w:r>
-        <w:t xml:space="preserve">В данном случае объектный файл имеет имя obj.o, а исполняемый файл main</w:t>
-      </w:r>
-    </w:p>
-    <w:bookmarkEnd w:id="52"/>
-    <w:bookmarkStart w:id="57" w:name="запуск-исполняемого-файла"/>
-    <w:p>
-      <w:pPr>
         <w:pStyle w:val="Heading2"/>
       </w:pPr>
       <w:r>
-        <w:t xml:space="preserve">2.5 Запуск исполняемого файла</w:t>
+        <w:t xml:space="preserve">1.5 Запуск исполняемого файла</w:t>
       </w:r>
     </w:p>
     <w:p>
@@ -1054,7 +1379,22 @@
         <w:pStyle w:val="FirstParagraph"/>
       </w:pPr>
       <w:r>
-        <w:t xml:space="preserve">Запустил исполняемый файл с помощью команды ./hello (</w:t>
+        <w:t xml:space="preserve">Далее я запустила программу с помощью команды ./hello . В консоли появилась строка</w:t>
+      </w:r>
+      <w:r>
+        <w:t xml:space="preserve"> </w:t>
+      </w:r>
+      <w:r>
+        <w:rPr>
+          <w:rStyle w:val="VerbatimChar"/>
+        </w:rPr>
+        <w:t xml:space="preserve">Hello world!</w:t>
+      </w:r>
+      <w:r>
+        <w:t xml:space="preserve"> </w:t>
+      </w:r>
+      <w:r>
+        <w:t xml:space="preserve">(</w:t>
       </w:r>
       <w:hyperlink w:anchor="fig-8">
         <w:r>
@@ -1065,7 +1405,7 @@
         </w:r>
       </w:hyperlink>
       <w:r>
-        <w:t xml:space="preserve">)</w:t>
+        <w:t xml:space="preserve">).</w:t>
       </w:r>
     </w:p>
     <w:tbl>
@@ -1082,7 +1422,7 @@
       <w:tr>
         <w:tc>
           <w:tcPr/>
-          <w:bookmarkStart w:id="56" w:name="fig-8"/>
+          <w:bookmarkStart w:id="55" w:name="fig-8"/>
           <w:p>
             <w:pPr>
               <w:pStyle w:val="Compact"/>
@@ -1093,18 +1433,18 @@
                 <wp:inline>
                   <wp:extent cx="4267200" cy="355915"/>
                   <wp:effectExtent b="0" l="0" r="0" t="0"/>
-                  <wp:docPr descr="" title="" id="54" name="Picture"/>
+                  <wp:docPr descr="" title="" id="53" name="Picture"/>
                   <a:graphic>
                     <a:graphicData uri="http://schemas.openxmlformats.org/drawingml/2006/picture">
                       <pic:pic>
                         <pic:nvPicPr>
-                          <pic:cNvPr descr="image/8.png" id="55" name="Picture"/>
+                          <pic:cNvPr descr="image/8.png" id="54" name="Picture"/>
                           <pic:cNvPicPr>
                             <a:picLocks noChangeArrowheads="1" noChangeAspect="1"/>
                           </pic:cNvPicPr>
                         </pic:nvPicPr>
                         <pic:blipFill>
-                          <a:blip r:embed="rId53"/>
+                          <a:blip r:embed="rId52"/>
                           <a:stretch>
                             <a:fillRect/>
                           </a:stretch>
@@ -1144,19 +1484,19 @@
               <w:t xml:space="preserve">Рисунок 8: Запуск программы</w:t>
             </w:r>
           </w:p>
-          <w:bookmarkEnd w:id="56"/>
+          <w:bookmarkEnd w:id="55"/>
         </w:tc>
       </w:tr>
     </w:tbl>
+    <w:bookmarkEnd w:id="56"/>
     <w:bookmarkEnd w:id="57"/>
-    <w:bookmarkEnd w:id="58"/>
-    <w:bookmarkStart w:id="79" w:name="задание-для-самостоятельной-работы"/>
+    <w:bookmarkStart w:id="78" w:name="задание-для-самостоятельной-работы"/>
     <w:p>
       <w:pPr>
         <w:pStyle w:val="Heading1"/>
       </w:pPr>
       <w:r>
-        <w:t xml:space="preserve">3. Задание для самостоятельной работы</w:t>
+        <w:t xml:space="preserve">2. Задание для самостоятельной работы</w:t>
       </w:r>
     </w:p>
     <w:p>
@@ -1164,7 +1504,37 @@
         <w:pStyle w:val="FirstParagraph"/>
       </w:pPr>
       <w:r>
-        <w:t xml:space="preserve">С помощью команды cp создаю копию файла hello.asm с именем lab4.asm (</w:t>
+        <w:t xml:space="preserve">Для выполнения самостоятельной работы я сделала копию файла с помощью команды</w:t>
+      </w:r>
+      <w:r>
+        <w:t xml:space="preserve"> </w:t>
+      </w:r>
+      <w:r>
+        <w:rPr>
+          <w:rStyle w:val="VerbatimChar"/>
+        </w:rPr>
+        <w:t xml:space="preserve">cp</w:t>
+      </w:r>
+      <w:r>
+        <w:t xml:space="preserve"> </w:t>
+      </w:r>
+      <w:r>
+        <w:t xml:space="preserve">и переименовала копию в</w:t>
+      </w:r>
+      <w:r>
+        <w:t xml:space="preserve"> </w:t>
+      </w:r>
+      <w:r>
+        <w:rPr>
+          <w:rStyle w:val="VerbatimChar"/>
+        </w:rPr>
+        <w:t xml:space="preserve">lab4.asm</w:t>
+      </w:r>
+      <w:r>
+        <w:t xml:space="preserve"> </w:t>
+      </w:r>
+      <w:r>
+        <w:t xml:space="preserve">(</w:t>
       </w:r>
       <w:hyperlink w:anchor="fig-9">
         <w:r>
@@ -1175,7 +1545,7 @@
         </w:r>
       </w:hyperlink>
       <w:r>
-        <w:t xml:space="preserve">)</w:t>
+        <w:t xml:space="preserve">).</w:t>
       </w:r>
     </w:p>
     <w:tbl>
@@ -1192,7 +1562,7 @@
       <w:tr>
         <w:tc>
           <w:tcPr/>
-          <w:bookmarkStart w:id="62" w:name="fig-9"/>
+          <w:bookmarkStart w:id="61" w:name="fig-9"/>
           <w:p>
             <w:pPr>
               <w:pStyle w:val="Compact"/>
@@ -1203,18 +1573,18 @@
                 <wp:inline>
                   <wp:extent cx="4267200" cy="355915"/>
                   <wp:effectExtent b="0" l="0" r="0" t="0"/>
-                  <wp:docPr descr="" title="" id="60" name="Picture"/>
+                  <wp:docPr descr="" title="" id="59" name="Picture"/>
                   <a:graphic>
                     <a:graphicData uri="http://schemas.openxmlformats.org/drawingml/2006/picture">
                       <pic:pic>
                         <pic:nvPicPr>
-                          <pic:cNvPr descr="image/9.png" id="61" name="Picture"/>
+                          <pic:cNvPr descr="image/9.png" id="60" name="Picture"/>
                           <pic:cNvPicPr>
                             <a:picLocks noChangeArrowheads="1" noChangeAspect="1"/>
                           </pic:cNvPicPr>
                         </pic:nvPicPr>
                         <pic:blipFill>
-                          <a:blip r:embed="rId59"/>
+                          <a:blip r:embed="rId58"/>
                           <a:stretch>
                             <a:fillRect/>
                           </a:stretch>
@@ -1254,7 +1624,7 @@
               <w:t xml:space="preserve">Рисунок 9: Создание копии файла hello.asm</w:t>
             </w:r>
           </w:p>
-          <w:bookmarkEnd w:id="62"/>
+          <w:bookmarkEnd w:id="61"/>
         </w:tc>
       </w:tr>
     </w:tbl>
@@ -1263,7 +1633,7 @@
         <w:pStyle w:val="BodyText"/>
       </w:pPr>
       <w:r>
-        <w:t xml:space="preserve">Далее вношу изменения в файл lab4.asm (</w:t>
+        <w:t xml:space="preserve">Внутри нового файла я внесла изменения, заменив приветствие на свое ФИО: «Зорова Ульяна Владимировна» (</w:t>
       </w:r>
       <w:hyperlink w:anchor="fig-10">
         <w:r>
@@ -1274,7 +1644,7 @@
         </w:r>
       </w:hyperlink>
       <w:r>
-        <w:t xml:space="preserve">)</w:t>
+        <w:t xml:space="preserve">).</w:t>
       </w:r>
     </w:p>
     <w:tbl>
@@ -1291,7 +1661,7 @@
       <w:tr>
         <w:tc>
           <w:tcPr/>
-          <w:bookmarkStart w:id="66" w:name="fig-10"/>
+          <w:bookmarkStart w:id="65" w:name="fig-10"/>
           <w:p>
             <w:pPr>
               <w:pStyle w:val="Compact"/>
@@ -1302,18 +1672,18 @@
                 <wp:inline>
                   <wp:extent cx="4267200" cy="3046745"/>
                   <wp:effectExtent b="0" l="0" r="0" t="0"/>
-                  <wp:docPr descr="" title="" id="64" name="Picture"/>
+                  <wp:docPr descr="" title="" id="63" name="Picture"/>
                   <a:graphic>
                     <a:graphicData uri="http://schemas.openxmlformats.org/drawingml/2006/picture">
                       <pic:pic>
                         <pic:nvPicPr>
-                          <pic:cNvPr descr="image/10.png" id="65" name="Picture"/>
+                          <pic:cNvPr descr="image/10.png" id="64" name="Picture"/>
                           <pic:cNvPicPr>
                             <a:picLocks noChangeArrowheads="1" noChangeAspect="1"/>
                           </pic:cNvPicPr>
                         </pic:nvPicPr>
                         <pic:blipFill>
-                          <a:blip r:embed="rId63"/>
+                          <a:blip r:embed="rId62"/>
                           <a:stretch>
                             <a:fillRect/>
                           </a:stretch>
@@ -1353,7 +1723,7 @@
               <w:t xml:space="preserve">Рисунок 10: Редактирование файла lab4.asm</w:t>
             </w:r>
           </w:p>
-          <w:bookmarkEnd w:id="66"/>
+          <w:bookmarkEnd w:id="65"/>
         </w:tc>
       </w:tr>
     </w:tbl>
@@ -1362,7 +1732,31 @@
         <w:pStyle w:val="BodyText"/>
       </w:pPr>
       <w:r>
-        <w:t xml:space="preserve">Далее делаю трансляцию (создание файла obj_lab4.o), компоновку (создание исполняемого файла lab4). После этого запускаю программу с помощью команды (</w:t>
+        <w:t xml:space="preserve">После сохранения изменений я выполнила трансляцию (создав</w:t>
+      </w:r>
+      <w:r>
+        <w:t xml:space="preserve"> </w:t>
+      </w:r>
+      <w:r>
+        <w:rPr>
+          <w:rStyle w:val="VerbatimChar"/>
+        </w:rPr>
+        <w:t xml:space="preserve">obj_lab4.o</w:t>
+      </w:r>
+      <w:r>
+        <w:t xml:space="preserve">) и компоновку (создав файл</w:t>
+      </w:r>
+      <w:r>
+        <w:t xml:space="preserve"> </w:t>
+      </w:r>
+      <w:r>
+        <w:rPr>
+          <w:rStyle w:val="VerbatimChar"/>
+        </w:rPr>
+        <w:t xml:space="preserve">lab4</w:t>
+      </w:r>
+      <w:r>
+        <w:t xml:space="preserve">). При запуске программа успешно вывела мое ФИО (</w:t>
       </w:r>
       <w:hyperlink w:anchor="fig-11">
         <w:r>
@@ -1373,7 +1767,7 @@
         </w:r>
       </w:hyperlink>
       <w:r>
-        <w:t xml:space="preserve">)</w:t>
+        <w:t xml:space="preserve">).</w:t>
       </w:r>
     </w:p>
     <w:tbl>
@@ -1390,7 +1784,7 @@
       <w:tr>
         <w:tc>
           <w:tcPr/>
-          <w:bookmarkStart w:id="70" w:name="fig-11"/>
+          <w:bookmarkStart w:id="69" w:name="fig-11"/>
           <w:p>
             <w:pPr>
               <w:pStyle w:val="Compact"/>
@@ -1401,18 +1795,18 @@
                 <wp:inline>
                   <wp:extent cx="4267200" cy="185333"/>
                   <wp:effectExtent b="0" l="0" r="0" t="0"/>
-                  <wp:docPr descr="" title="" id="68" name="Picture"/>
+                  <wp:docPr descr="" title="" id="67" name="Picture"/>
                   <a:graphic>
                     <a:graphicData uri="http://schemas.openxmlformats.org/drawingml/2006/picture">
                       <pic:pic>
                         <pic:nvPicPr>
-                          <pic:cNvPr descr="image/11.png" id="69" name="Picture"/>
+                          <pic:cNvPr descr="image/11.png" id="68" name="Picture"/>
                           <pic:cNvPicPr>
                             <a:picLocks noChangeArrowheads="1" noChangeAspect="1"/>
                           </pic:cNvPicPr>
                         </pic:nvPicPr>
                         <pic:blipFill>
-                          <a:blip r:embed="rId67"/>
+                          <a:blip r:embed="rId66"/>
                           <a:stretch>
                             <a:fillRect/>
                           </a:stretch>
@@ -1452,7 +1846,7 @@
               <w:t xml:space="preserve">Рисунок 11: Трансляция, компоновка и запуск программы</w:t>
             </w:r>
           </w:p>
-          <w:bookmarkEnd w:id="70"/>
+          <w:bookmarkEnd w:id="69"/>
         </w:tc>
       </w:tr>
     </w:tbl>
@@ -1461,7 +1855,31 @@
         <w:pStyle w:val="BodyText"/>
       </w:pPr>
       <w:r>
-        <w:t xml:space="preserve">После этого я скопировал файлы hello.asm и lab4.asm в каталог lab04 (</w:t>
+        <w:t xml:space="preserve">Далее я скопировала файлы (</w:t>
+      </w:r>
+      <w:r>
+        <w:rPr>
+          <w:rStyle w:val="VerbatimChar"/>
+        </w:rPr>
+        <w:t xml:space="preserve">hello.asm</w:t>
+      </w:r>
+      <w:r>
+        <w:t xml:space="preserve"> </w:t>
+      </w:r>
+      <w:r>
+        <w:t xml:space="preserve">и</w:t>
+      </w:r>
+      <w:r>
+        <w:t xml:space="preserve"> </w:t>
+      </w:r>
+      <w:r>
+        <w:rPr>
+          <w:rStyle w:val="VerbatimChar"/>
+        </w:rPr>
+        <w:t xml:space="preserve">lab4.asm</w:t>
+      </w:r>
+      <w:r>
+        <w:t xml:space="preserve">) в локальную папку репозитория (</w:t>
       </w:r>
       <w:hyperlink w:anchor="fig-12">
         <w:r>
@@ -1472,7 +1890,7 @@
         </w:r>
       </w:hyperlink>
       <w:r>
-        <w:t xml:space="preserve">)</w:t>
+        <w:t xml:space="preserve">).</w:t>
       </w:r>
     </w:p>
     <w:tbl>
@@ -1489,7 +1907,7 @@
       <w:tr>
         <w:tc>
           <w:tcPr/>
-          <w:bookmarkStart w:id="74" w:name="fig-12"/>
+          <w:bookmarkStart w:id="73" w:name="fig-12"/>
           <w:p>
             <w:pPr>
               <w:pStyle w:val="Compact"/>
@@ -1500,18 +1918,18 @@
                 <wp:inline>
                   <wp:extent cx="4267200" cy="472622"/>
                   <wp:effectExtent b="0" l="0" r="0" t="0"/>
-                  <wp:docPr descr="" title="" id="72" name="Picture"/>
+                  <wp:docPr descr="" title="" id="71" name="Picture"/>
                   <a:graphic>
                     <a:graphicData uri="http://schemas.openxmlformats.org/drawingml/2006/picture">
                       <pic:pic>
                         <pic:nvPicPr>
-                          <pic:cNvPr descr="image/12.png" id="73" name="Picture"/>
+                          <pic:cNvPr descr="image/12.png" id="72" name="Picture"/>
                           <pic:cNvPicPr>
                             <a:picLocks noChangeArrowheads="1" noChangeAspect="1"/>
                           </pic:cNvPicPr>
                         </pic:nvPicPr>
                         <pic:blipFill>
-                          <a:blip r:embed="rId71"/>
+                          <a:blip r:embed="rId70"/>
                           <a:stretch>
                             <a:fillRect/>
                           </a:stretch>
@@ -1551,7 +1969,7 @@
               <w:t xml:space="preserve">Рисунок 12: Копирование файлов</w:t>
             </w:r>
           </w:p>
-          <w:bookmarkEnd w:id="74"/>
+          <w:bookmarkEnd w:id="73"/>
         </w:tc>
       </w:tr>
     </w:tbl>
@@ -1560,7 +1978,7 @@
         <w:pStyle w:val="BodyText"/>
       </w:pPr>
       <w:r>
-        <w:t xml:space="preserve">Загружаю файлы на GitHub (</w:t>
+        <w:t xml:space="preserve">Далее я отправила файлы в удаленный репозиторий на GitHub (</w:t>
       </w:r>
       <w:hyperlink w:anchor="fig-13">
         <w:r>
@@ -1571,7 +1989,7 @@
         </w:r>
       </w:hyperlink>
       <w:r>
-        <w:t xml:space="preserve">)</w:t>
+        <w:t xml:space="preserve">).</w:t>
       </w:r>
     </w:p>
     <w:tbl>
@@ -1588,7 +2006,7 @@
       <w:tr>
         <w:tc>
           <w:tcPr/>
-          <w:bookmarkStart w:id="78" w:name="fig-13"/>
+          <w:bookmarkStart w:id="77" w:name="fig-13"/>
           <w:p>
             <w:pPr>
               <w:pStyle w:val="Compact"/>
@@ -1599,18 +2017,18 @@
                 <wp:inline>
                   <wp:extent cx="4267200" cy="395416"/>
                   <wp:effectExtent b="0" l="0" r="0" t="0"/>
-                  <wp:docPr descr="" title="" id="76" name="Picture"/>
+                  <wp:docPr descr="" title="" id="75" name="Picture"/>
                   <a:graphic>
                     <a:graphicData uri="http://schemas.openxmlformats.org/drawingml/2006/picture">
                       <pic:pic>
                         <pic:nvPicPr>
-                          <pic:cNvPr descr="image/13.png" id="77" name="Picture"/>
+                          <pic:cNvPr descr="image/13.png" id="76" name="Picture"/>
                           <pic:cNvPicPr>
                             <a:picLocks noChangeArrowheads="1" noChangeAspect="1"/>
                           </pic:cNvPicPr>
                         </pic:nvPicPr>
                         <pic:blipFill>
-                          <a:blip r:embed="rId75"/>
+                          <a:blip r:embed="rId74"/>
                           <a:stretch>
                             <a:fillRect/>
                           </a:stretch>
@@ -1650,18 +2068,18 @@
               <w:t xml:space="preserve">Рисунок 13: Обновление репозитория</w:t>
             </w:r>
           </w:p>
-          <w:bookmarkEnd w:id="78"/>
+          <w:bookmarkEnd w:id="77"/>
         </w:tc>
       </w:tr>
     </w:tbl>
-    <w:bookmarkEnd w:id="79"/>
-    <w:bookmarkStart w:id="80" w:name="вывод"/>
+    <w:bookmarkEnd w:id="78"/>
+    <w:bookmarkStart w:id="79" w:name="вывод"/>
     <w:p>
       <w:pPr>
         <w:pStyle w:val="Heading1"/>
       </w:pPr>
       <w:r>
-        <w:t xml:space="preserve">4. Вывод</w:t>
+        <w:t xml:space="preserve">3. Вывод</w:t>
       </w:r>
     </w:p>
     <w:p>
@@ -1669,10 +2087,10 @@
         <w:pStyle w:val="FirstParagraph"/>
       </w:pPr>
       <w:r>
-        <w:t xml:space="preserve">Я освоила процедуры компиляции и сборки программ, написанных на ассемблере NASM.</w:t>
+        <w:t xml:space="preserve">В ходе проделанной работы я получила практические навыки написания, компиляции и сборки программ на ассемблере NASM, а также закрепила знания о работе с командной строкой Linux.</w:t>
       </w:r>
     </w:p>
-    <w:bookmarkEnd w:id="80"/>
+    <w:bookmarkEnd w:id="79"/>
     <w:sectPr/>
   </w:body>
 </w:document>

--- a/labs/lab04/report/arch-pc-lab04-report.docx
+++ b/labs/lab04/report/arch-pc-lab04-report.docx
@@ -135,7 +135,7 @@
         <w:t xml:space="preserve"> </w:t>
       </w:r>
       <w:r>
-        <w:t xml:space="preserve">документе</w:t>
+        <w:t xml:space="preserve">отчете</w:t>
       </w:r>
       <w:r>
         <w:t xml:space="preserve"> </w:t>
@@ -285,25 +285,7 @@
         <w:t xml:space="preserve"> </w:t>
       </w:r>
       <w:r>
-        <w:t xml:space="preserve">компоновщика</w:t>
-      </w:r>
-      <w:r>
-        <w:t xml:space="preserve"> </w:t>
-      </w:r>
-      <w:r>
-        <w:t xml:space="preserve">в</w:t>
-      </w:r>
-      <w:r>
-        <w:t xml:space="preserve"> </w:t>
-      </w:r>
-      <w:r>
-        <w:t xml:space="preserve">среде</w:t>
-      </w:r>
-      <w:r>
-        <w:t xml:space="preserve"> </w:t>
-      </w:r>
-      <w:r>
-        <w:t xml:space="preserve">Linux.</w:t>
+        <w:t xml:space="preserve">компоновщика.</w:t>
       </w:r>
     </w:p>
     <w:sdt>
@@ -332,13 +314,13 @@
         </w:p>
       </w:sdtContent>
     </w:sdt>
-    <w:bookmarkStart w:id="57" w:name="цель-работы"/>
+    <w:bookmarkStart w:id="20" w:name="цель-работы"/>
     <w:p>
       <w:pPr>
         <w:pStyle w:val="Heading1"/>
       </w:pPr>
       <w:r>
-        <w:t xml:space="preserve">1. Цель работы</w:t>
+        <w:t xml:space="preserve">1. 1 Цель работы</w:t>
       </w:r>
     </w:p>
     <w:p>
@@ -346,28 +328,26 @@
         <w:pStyle w:val="FirstParagraph"/>
       </w:pPr>
       <w:r>
-        <w:t xml:space="preserve">Освоение процедуры компиляции и сборки программ, написанных на ассемблере</w:t>
-      </w:r>
-      <w:r>
-        <w:t xml:space="preserve"> </w:t>
-      </w:r>
-      <w:r>
-        <w:t xml:space="preserve">NASM.</w:t>
-      </w:r>
-      <w:r>
-        <w:t xml:space="preserve"> </w:t>
-      </w:r>
-      <w:r>
-        <w:t xml:space="preserve"># Выполнение лабораторной работы</w:t>
+        <w:t xml:space="preserve">Освоение процедуры компиляции и сборки программ, написанных на ассемблере NASM.</w:t>
       </w:r>
     </w:p>
-    <w:bookmarkStart w:id="32" w:name="программа-hello-world"/>
+    <w:bookmarkEnd w:id="20"/>
+    <w:bookmarkStart w:id="58" w:name="выполнение-лабораторной-работы"/>
     <w:p>
       <w:pPr>
+        <w:pStyle w:val="Heading1"/>
+      </w:pPr>
+      <w:r>
+        <w:t xml:space="preserve">2. 2 Выполнение лабораторной работы</w:t>
+      </w:r>
+    </w:p>
+    <w:bookmarkStart w:id="33" w:name="программа-hello-world"/>
+    <w:p>
+      <w:pPr>
         <w:pStyle w:val="Heading2"/>
       </w:pPr>
       <w:r>
-        <w:t xml:space="preserve">1.1 Программа Hello world!</w:t>
+        <w:t xml:space="preserve">2.1 2.1 Программа Hello world!</w:t>
       </w:r>
     </w:p>
     <w:p>
@@ -375,24 +355,9 @@
         <w:pStyle w:val="FirstParagraph"/>
       </w:pPr>
       <w:r>
-        <w:t xml:space="preserve">Сначала я открыла терминал и сформировала рабочую директорию для хранения файлов текущего проекта с помощью</w:t>
-      </w:r>
-      <w:r>
-        <w:t xml:space="preserve"> </w:t>
-      </w:r>
-      <w:r>
-        <w:rPr>
-          <w:rStyle w:val="VerbatimChar"/>
-        </w:rPr>
-        <w:t xml:space="preserve">mkdir</w:t>
-      </w:r>
-      <w:r>
-        <w:t xml:space="preserve"> </w:t>
-      </w:r>
-      <w:r>
-        <w:t xml:space="preserve">(</w:t>
-      </w:r>
-      <w:hyperlink w:anchor="fig-1">
+        <w:t xml:space="preserve">Сначала я открыла терминал и сформировала рабочую директорию для хранения файлов текущего проекта с помощью mkdir (</w:t>
+      </w:r>
+      <w:hyperlink w:anchor="fig-1.1">
         <w:r>
           <w:rPr>
             <w:rStyle w:val="Hyperlink"/>
@@ -418,7 +383,7 @@
       <w:tr>
         <w:tc>
           <w:tcPr/>
-          <w:bookmarkStart w:id="23" w:name="fig-1"/>
+          <w:bookmarkStart w:id="24" w:name="fig-1.1"/>
           <w:p>
             <w:pPr>
               <w:pStyle w:val="Compact"/>
@@ -429,18 +394,18 @@
                 <wp:inline>
                   <wp:extent cx="4267200" cy="392651"/>
                   <wp:effectExtent b="0" l="0" r="0" t="0"/>
-                  <wp:docPr descr="" title="" id="21" name="Picture"/>
+                  <wp:docPr descr="" title="" id="22" name="Picture"/>
                   <a:graphic>
                     <a:graphicData uri="http://schemas.openxmlformats.org/drawingml/2006/picture">
                       <pic:pic>
                         <pic:nvPicPr>
-                          <pic:cNvPr descr="image/1.png" id="22" name="Picture"/>
+                          <pic:cNvPr descr="image/1.png" id="23" name="Picture"/>
                           <pic:cNvPicPr>
                             <a:picLocks noChangeArrowheads="1" noChangeAspect="1"/>
                           </pic:cNvPicPr>
                         </pic:nvPicPr>
                         <pic:blipFill>
-                          <a:blip r:embed="rId20"/>
+                          <a:blip r:embed="rId21"/>
                           <a:stretch>
                             <a:fillRect/>
                           </a:stretch>
@@ -480,7 +445,7 @@
               <w:t xml:space="preserve">Рисунок 1: Создание каталога</w:t>
             </w:r>
           </w:p>
-          <w:bookmarkEnd w:id="23"/>
+          <w:bookmarkEnd w:id="24"/>
         </w:tc>
       </w:tr>
     </w:tbl>
@@ -489,24 +454,9 @@
         <w:pStyle w:val="BodyText"/>
       </w:pPr>
       <w:r>
-        <w:t xml:space="preserve">Затем, перейдя в новую папку, я сгенерировала пустой текстовый документ, дав ему название</w:t>
-      </w:r>
-      <w:r>
-        <w:t xml:space="preserve"> </w:t>
-      </w:r>
-      <w:r>
-        <w:rPr>
-          <w:rStyle w:val="VerbatimChar"/>
-        </w:rPr>
-        <w:t xml:space="preserve">hello.asm</w:t>
-      </w:r>
-      <w:r>
-        <w:t xml:space="preserve"> </w:t>
-      </w:r>
-      <w:r>
-        <w:t xml:space="preserve">(</w:t>
-      </w:r>
-      <w:hyperlink w:anchor="fig-2">
+        <w:t xml:space="preserve">Затем, перейдя в новую папку, я сгенерировала пустой текстовый документ, дав ему название hello.asm (</w:t>
+      </w:r>
+      <w:hyperlink w:anchor="fig-1.2">
         <w:r>
           <w:rPr>
             <w:rStyle w:val="Hyperlink"/>
@@ -532,7 +482,7 @@
       <w:tr>
         <w:tc>
           <w:tcPr/>
-          <w:bookmarkStart w:id="27" w:name="fig-2"/>
+          <w:bookmarkStart w:id="28" w:name="fig-1.2"/>
           <w:p>
             <w:pPr>
               <w:pStyle w:val="Compact"/>
@@ -543,18 +493,18 @@
                 <wp:inline>
                   <wp:extent cx="4267200" cy="550606"/>
                   <wp:effectExtent b="0" l="0" r="0" t="0"/>
-                  <wp:docPr descr="" title="" id="25" name="Picture"/>
+                  <wp:docPr descr="" title="" id="26" name="Picture"/>
                   <a:graphic>
                     <a:graphicData uri="http://schemas.openxmlformats.org/drawingml/2006/picture">
                       <pic:pic>
                         <pic:nvPicPr>
-                          <pic:cNvPr descr="image/2.png" id="26" name="Picture"/>
+                          <pic:cNvPr descr="image/2.png" id="27" name="Picture"/>
                           <pic:cNvPicPr>
                             <a:picLocks noChangeArrowheads="1" noChangeAspect="1"/>
                           </pic:cNvPicPr>
                         </pic:nvPicPr>
                         <pic:blipFill>
-                          <a:blip r:embed="rId24"/>
+                          <a:blip r:embed="rId25"/>
                           <a:stretch>
                             <a:fillRect/>
                           </a:stretch>
@@ -594,7 +544,7 @@
               <w:t xml:space="preserve">Рисунок 2: Переход в каталог и создание hello.asm</w:t>
             </w:r>
           </w:p>
-          <w:bookmarkEnd w:id="27"/>
+          <w:bookmarkEnd w:id="28"/>
         </w:tc>
       </w:tr>
     </w:tbl>
@@ -605,7 +555,7 @@
       <w:r>
         <w:t xml:space="preserve">С помощью текстового редактора я открыла этот файл и набрала в нем исходный код первой программы (</w:t>
       </w:r>
-      <w:hyperlink w:anchor="fig-3">
+      <w:hyperlink w:anchor="fig-1.3">
         <w:r>
           <w:rPr>
             <w:rStyle w:val="Hyperlink"/>
@@ -631,7 +581,7 @@
       <w:tr>
         <w:tc>
           <w:tcPr/>
-          <w:bookmarkStart w:id="31" w:name="fig-3"/>
+          <w:bookmarkStart w:id="32" w:name="fig-1.3"/>
           <w:p>
             <w:pPr>
               <w:pStyle w:val="Compact"/>
@@ -642,18 +592,18 @@
                 <wp:inline>
                   <wp:extent cx="4267200" cy="2198658"/>
                   <wp:effectExtent b="0" l="0" r="0" t="0"/>
-                  <wp:docPr descr="" title="" id="29" name="Picture"/>
+                  <wp:docPr descr="" title="" id="30" name="Picture"/>
                   <a:graphic>
                     <a:graphicData uri="http://schemas.openxmlformats.org/drawingml/2006/picture">
                       <pic:pic>
                         <pic:nvPicPr>
-                          <pic:cNvPr descr="image/3.png" id="30" name="Picture"/>
+                          <pic:cNvPr descr="image/3.png" id="31" name="Picture"/>
                           <pic:cNvPicPr>
                             <a:picLocks noChangeArrowheads="1" noChangeAspect="1"/>
                           </pic:cNvPicPr>
                         </pic:nvPicPr>
                         <pic:blipFill>
-                          <a:blip r:embed="rId28"/>
+                          <a:blip r:embed="rId29"/>
                           <a:stretch>
                             <a:fillRect/>
                           </a:stretch>
@@ -693,18 +643,18 @@
               <w:t xml:space="preserve">Рисунок 3: Файл hello.asm</w:t>
             </w:r>
           </w:p>
-          <w:bookmarkEnd w:id="31"/>
+          <w:bookmarkEnd w:id="32"/>
         </w:tc>
       </w:tr>
     </w:tbl>
-    <w:bookmarkEnd w:id="32"/>
-    <w:bookmarkStart w:id="37" w:name="транслятор-nasm"/>
+    <w:bookmarkEnd w:id="33"/>
+    <w:bookmarkStart w:id="38" w:name="транслятор-nasm"/>
     <w:p>
       <w:pPr>
         <w:pStyle w:val="Heading2"/>
       </w:pPr>
       <w:r>
-        <w:t xml:space="preserve">1.2 Транслятор NASM</w:t>
+        <w:t xml:space="preserve">2.2 2.2 Транслятор NASM</w:t>
       </w:r>
     </w:p>
     <w:p>
@@ -733,7 +683,7 @@
         <w:rPr>
           <w:rStyle w:val="VerbatimChar"/>
         </w:rPr>
-        <w:t xml:space="preserve">hello.o</w:t>
+        <w:t xml:space="preserve">hello.о</w:t>
       </w:r>
       <w:r>
         <w:t xml:space="preserve"> </w:t>
@@ -741,7 +691,7 @@
       <w:r>
         <w:t xml:space="preserve">(</w:t>
       </w:r>
-      <w:hyperlink w:anchor="fig-4">
+      <w:hyperlink w:anchor="fig-1.4">
         <w:r>
           <w:rPr>
             <w:rStyle w:val="Hyperlink"/>
@@ -767,7 +717,7 @@
       <w:tr>
         <w:tc>
           <w:tcPr/>
-          <w:bookmarkStart w:id="36" w:name="fig-4"/>
+          <w:bookmarkStart w:id="37" w:name="fig-1.4"/>
           <w:p>
             <w:pPr>
               <w:pStyle w:val="Compact"/>
@@ -778,18 +728,18 @@
                 <wp:inline>
                   <wp:extent cx="4267200" cy="550606"/>
                   <wp:effectExtent b="0" l="0" r="0" t="0"/>
-                  <wp:docPr descr="" title="" id="34" name="Picture"/>
+                  <wp:docPr descr="" title="" id="35" name="Picture"/>
                   <a:graphic>
                     <a:graphicData uri="http://schemas.openxmlformats.org/drawingml/2006/picture">
                       <pic:pic>
                         <pic:nvPicPr>
-                          <pic:cNvPr descr="image/4.png" id="35" name="Picture"/>
+                          <pic:cNvPr descr="image/4.png" id="36" name="Picture"/>
                           <pic:cNvPicPr>
                             <a:picLocks noChangeArrowheads="1" noChangeAspect="1"/>
                           </pic:cNvPicPr>
                         </pic:nvPicPr>
                         <pic:blipFill>
-                          <a:blip r:embed="rId33"/>
+                          <a:blip r:embed="rId34"/>
                           <a:stretch>
                             <a:fillRect/>
                           </a:stretch>
@@ -826,21 +776,21 @@
               <w:pStyle w:val="ImageCaption"/>
             </w:pPr>
             <w:r>
-              <w:t xml:space="preserve">Рисунок 4: Компиляция файла hello.asm и файл hello.o</w:t>
+              <w:t xml:space="preserve">Рисунок 4: Компиляция файла hello.asm и файл hello.о</w:t>
             </w:r>
           </w:p>
-          <w:bookmarkEnd w:id="36"/>
+          <w:bookmarkEnd w:id="37"/>
         </w:tc>
       </w:tr>
     </w:tbl>
-    <w:bookmarkEnd w:id="37"/>
-    <w:bookmarkStart w:id="42" w:name="Xdc17a5752fa00a483b4c767734f3f62aaf44a07"/>
+    <w:bookmarkEnd w:id="38"/>
+    <w:bookmarkStart w:id="43" w:name="Xdc17a5752fa00a483b4c767734f3f62aaf44a07"/>
     <w:p>
       <w:pPr>
         <w:pStyle w:val="Heading2"/>
       </w:pPr>
       <w:r>
-        <w:t xml:space="preserve">1.3 Расширенный синтаксис командной строки NASM</w:t>
+        <w:t xml:space="preserve">2.3 2.3 Расширенный синтаксис командной строки NASM</w:t>
       </w:r>
     </w:p>
     <w:p>
@@ -848,25 +798,7 @@
         <w:pStyle w:val="FirstParagraph"/>
       </w:pPr>
       <w:r>
-        <w:t xml:space="preserve">Затем я использовала расширенный синтаксис, скомпилировала файл</w:t>
-      </w:r>
-      <w:r>
-        <w:t xml:space="preserve"> </w:t>
-      </w:r>
-      <w:r>
-        <w:t xml:space="preserve">‘</w:t>
-      </w:r>
-      <w:r>
-        <w:t xml:space="preserve">hello.asm</w:t>
-      </w:r>
-      <w:r>
-        <w:t xml:space="preserve">’</w:t>
-      </w:r>
-      <w:r>
-        <w:t xml:space="preserve"> </w:t>
-      </w:r>
-      <w:r>
-        <w:t xml:space="preserve">в</w:t>
+        <w:t xml:space="preserve">Затем я использовала расширенный синтаксис, скомпилировала файл „hello.asm“ в</w:t>
       </w:r>
       <w:r>
         <w:t xml:space="preserve"> </w:t>
@@ -907,7 +839,7 @@
       <w:r>
         <w:t xml:space="preserve">, я проверила, что все требуемые файлы успешно сформированы (</w:t>
       </w:r>
-      <w:hyperlink w:anchor="fig-5">
+      <w:hyperlink w:anchor="fig-1.5">
         <w:r>
           <w:rPr>
             <w:rStyle w:val="Hyperlink"/>
@@ -933,7 +865,7 @@
       <w:tr>
         <w:tc>
           <w:tcPr/>
-          <w:bookmarkStart w:id="41" w:name="fig-5"/>
+          <w:bookmarkStart w:id="42" w:name="fig-1.5"/>
           <w:p>
             <w:pPr>
               <w:pStyle w:val="Compact"/>
@@ -944,18 +876,18 @@
                 <wp:inline>
                   <wp:extent cx="4267200" cy="355915"/>
                   <wp:effectExtent b="0" l="0" r="0" t="0"/>
-                  <wp:docPr descr="" title="" id="39" name="Picture"/>
+                  <wp:docPr descr="" title="" id="40" name="Picture"/>
                   <a:graphic>
                     <a:graphicData uri="http://schemas.openxmlformats.org/drawingml/2006/picture">
                       <pic:pic>
                         <pic:nvPicPr>
-                          <pic:cNvPr descr="image/5.png" id="40" name="Picture"/>
+                          <pic:cNvPr descr="image/5.png" id="41" name="Picture"/>
                           <pic:cNvPicPr>
                             <a:picLocks noChangeArrowheads="1" noChangeAspect="1"/>
                           </pic:cNvPicPr>
                         </pic:nvPicPr>
                         <pic:blipFill>
-                          <a:blip r:embed="rId38"/>
+                          <a:blip r:embed="rId39"/>
                           <a:stretch>
                             <a:fillRect/>
                           </a:stretch>
@@ -995,24 +927,36 @@
               <w:t xml:space="preserve">Рисунок 5: Компиляция файла</w:t>
             </w:r>
           </w:p>
-          <w:bookmarkEnd w:id="41"/>
+          <w:bookmarkEnd w:id="42"/>
         </w:tc>
       </w:tr>
     </w:tbl>
-    <w:bookmarkEnd w:id="42"/>
-    <w:bookmarkStart w:id="51" w:name="компоновщик-ld"/>
+    <w:bookmarkEnd w:id="43"/>
+    <w:bookmarkStart w:id="52" w:name="компоновщик-ld"/>
     <w:p>
       <w:pPr>
         <w:pStyle w:val="Heading2"/>
       </w:pPr>
       <w:r>
-        <w:t xml:space="preserve">1.4 Компоновщик LD</w:t>
+        <w:t xml:space="preserve">2.4 2.4 Компоновщик LD</w:t>
       </w:r>
     </w:p>
     <w:p>
       <w:pPr>
         <w:pStyle w:val="BlockText"/>
       </w:pPr>
+      <w:r>
+        <w:rPr>
+          <w:iCs/>
+          <w:i/>
+          <w:bCs/>
+          <w:b/>
+        </w:rPr>
+        <w:t xml:space="preserve">Примечание:</w:t>
+      </w:r>
+      <w:r>
+        <w:t xml:space="preserve"> </w:t>
+      </w:r>
       <w:r>
         <w:rPr>
           <w:iCs/>
@@ -1062,7 +1006,7 @@
           <w:iCs/>
           <w:i/>
         </w:rPr>
-        <w:t xml:space="preserve">i686-linux-gnu-ld</w:t>
+        <w:t xml:space="preserve">i686-Linux-gnu-Ld</w:t>
       </w:r>
       <w:r>
         <w:rPr>
@@ -1131,7 +1075,7 @@
       <w:r>
         <w:t xml:space="preserve">был создан корректно (</w:t>
       </w:r>
-      <w:hyperlink w:anchor="fig-6">
+      <w:hyperlink w:anchor="fig-1.6">
         <w:r>
           <w:rPr>
             <w:rStyle w:val="Hyperlink"/>
@@ -1157,7 +1101,7 @@
       <w:tr>
         <w:tc>
           <w:tcPr/>
-          <w:bookmarkStart w:id="46" w:name="fig-6"/>
+          <w:bookmarkStart w:id="47" w:name="fig-1.6"/>
           <w:p>
             <w:pPr>
               <w:pStyle w:val="Compact"/>
@@ -1168,18 +1112,18 @@
                 <wp:inline>
                   <wp:extent cx="4267200" cy="355915"/>
                   <wp:effectExtent b="0" l="0" r="0" t="0"/>
-                  <wp:docPr descr="" title="" id="44" name="Picture"/>
+                  <wp:docPr descr="" title="" id="45" name="Picture"/>
                   <a:graphic>
                     <a:graphicData uri="http://schemas.openxmlformats.org/drawingml/2006/picture">
                       <pic:pic>
                         <pic:nvPicPr>
-                          <pic:cNvPr descr="image/6.png" id="45" name="Picture"/>
+                          <pic:cNvPr descr="image/6.png" id="46" name="Picture"/>
                           <pic:cNvPicPr>
                             <a:picLocks noChangeArrowheads="1" noChangeAspect="1"/>
                           </pic:cNvPicPr>
                         </pic:nvPicPr>
                         <pic:blipFill>
-                          <a:blip r:embed="rId43"/>
+                          <a:blip r:embed="rId44"/>
                           <a:stretch>
                             <a:fillRect/>
                           </a:stretch>
@@ -1219,7 +1163,7 @@
               <w:t xml:space="preserve">Рисунок 6: Компоновка файла</w:t>
             </w:r>
           </w:p>
-          <w:bookmarkEnd w:id="46"/>
+          <w:bookmarkEnd w:id="47"/>
         </w:tc>
       </w:tr>
     </w:tbl>
@@ -1245,7 +1189,7 @@
       <w:r>
         <w:t xml:space="preserve">(</w:t>
       </w:r>
-      <w:hyperlink w:anchor="fig-7">
+      <w:hyperlink w:anchor="fig-1.7">
         <w:r>
           <w:rPr>
             <w:rStyle w:val="Hyperlink"/>
@@ -1263,7 +1207,7 @@
         <w:rPr>
           <w:rStyle w:val="VerbatimChar"/>
         </w:rPr>
-        <w:t xml:space="preserve">obj.o</w:t>
+        <w:t xml:space="preserve">obj.о</w:t>
       </w:r>
       <w:r>
         <w:t xml:space="preserve"> </w:t>
@@ -1298,7 +1242,7 @@
       <w:tr>
         <w:tc>
           <w:tcPr/>
-          <w:bookmarkStart w:id="50" w:name="fig-7"/>
+          <w:bookmarkStart w:id="51" w:name="fig-1.7"/>
           <w:p>
             <w:pPr>
               <w:pStyle w:val="Compact"/>
@@ -1309,18 +1253,18 @@
                 <wp:inline>
                   <wp:extent cx="4267200" cy="355915"/>
                   <wp:effectExtent b="0" l="0" r="0" t="0"/>
-                  <wp:docPr descr="" title="" id="48" name="Picture"/>
+                  <wp:docPr descr="" title="" id="49" name="Picture"/>
                   <a:graphic>
                     <a:graphicData uri="http://schemas.openxmlformats.org/drawingml/2006/picture">
                       <pic:pic>
                         <pic:nvPicPr>
-                          <pic:cNvPr descr="image/7.png" id="49" name="Picture"/>
+                          <pic:cNvPr descr="image/7.png" id="50" name="Picture"/>
                           <pic:cNvPicPr>
                             <a:picLocks noChangeArrowheads="1" noChangeAspect="1"/>
                           </pic:cNvPicPr>
                         </pic:nvPicPr>
                         <pic:blipFill>
-                          <a:blip r:embed="rId47"/>
+                          <a:blip r:embed="rId48"/>
                           <a:stretch>
                             <a:fillRect/>
                           </a:stretch>
@@ -1360,18 +1304,18 @@
               <w:t xml:space="preserve">Рисунок 7: Компоновка файла</w:t>
             </w:r>
           </w:p>
-          <w:bookmarkEnd w:id="50"/>
+          <w:bookmarkEnd w:id="51"/>
         </w:tc>
       </w:tr>
     </w:tbl>
-    <w:bookmarkEnd w:id="51"/>
-    <w:bookmarkStart w:id="56" w:name="запуск-исполняемого-файла"/>
+    <w:bookmarkEnd w:id="52"/>
+    <w:bookmarkStart w:id="57" w:name="запуск-исполняемого-файла"/>
     <w:p>
       <w:pPr>
         <w:pStyle w:val="Heading2"/>
       </w:pPr>
       <w:r>
-        <w:t xml:space="preserve">1.5 Запуск исполняемого файла</w:t>
+        <w:t xml:space="preserve">2.5 2.5 Запуск исполняемого файла</w:t>
       </w:r>
     </w:p>
     <w:p>
@@ -1379,7 +1323,19 @@
         <w:pStyle w:val="FirstParagraph"/>
       </w:pPr>
       <w:r>
-        <w:t xml:space="preserve">Далее я запустила программу с помощью команды ./hello . В консоли появилась строка</w:t>
+        <w:t xml:space="preserve">Далее я запустила программу с помощью команды</w:t>
+      </w:r>
+      <w:r>
+        <w:t xml:space="preserve"> </w:t>
+      </w:r>
+      <w:r>
+        <w:rPr>
+          <w:rStyle w:val="VerbatimChar"/>
+        </w:rPr>
+        <w:t xml:space="preserve">./hello</w:t>
+      </w:r>
+      <w:r>
+        <w:t xml:space="preserve">. В консоли появилась строка</w:t>
       </w:r>
       <w:r>
         <w:t xml:space="preserve"> </w:t>
@@ -1396,7 +1352,7 @@
       <w:r>
         <w:t xml:space="preserve">(</w:t>
       </w:r>
-      <w:hyperlink w:anchor="fig-8">
+      <w:hyperlink w:anchor="fig-1.8">
         <w:r>
           <w:rPr>
             <w:rStyle w:val="Hyperlink"/>
@@ -1422,7 +1378,7 @@
       <w:tr>
         <w:tc>
           <w:tcPr/>
-          <w:bookmarkStart w:id="55" w:name="fig-8"/>
+          <w:bookmarkStart w:id="56" w:name="fig-1.8"/>
           <w:p>
             <w:pPr>
               <w:pStyle w:val="Compact"/>
@@ -1433,18 +1389,18 @@
                 <wp:inline>
                   <wp:extent cx="4267200" cy="355915"/>
                   <wp:effectExtent b="0" l="0" r="0" t="0"/>
-                  <wp:docPr descr="" title="" id="53" name="Picture"/>
+                  <wp:docPr descr="" title="" id="54" name="Picture"/>
                   <a:graphic>
                     <a:graphicData uri="http://schemas.openxmlformats.org/drawingml/2006/picture">
                       <pic:pic>
                         <pic:nvPicPr>
-                          <pic:cNvPr descr="image/8.png" id="54" name="Picture"/>
+                          <pic:cNvPr descr="image/8.png" id="55" name="Picture"/>
                           <pic:cNvPicPr>
                             <a:picLocks noChangeArrowheads="1" noChangeAspect="1"/>
                           </pic:cNvPicPr>
                         </pic:nvPicPr>
                         <pic:blipFill>
-                          <a:blip r:embed="rId52"/>
+                          <a:blip r:embed="rId53"/>
                           <a:stretch>
                             <a:fillRect/>
                           </a:stretch>
@@ -1484,19 +1440,19 @@
               <w:t xml:space="preserve">Рисунок 8: Запуск программы</w:t>
             </w:r>
           </w:p>
-          <w:bookmarkEnd w:id="55"/>
+          <w:bookmarkEnd w:id="56"/>
         </w:tc>
       </w:tr>
     </w:tbl>
-    <w:bookmarkEnd w:id="56"/>
     <w:bookmarkEnd w:id="57"/>
-    <w:bookmarkStart w:id="78" w:name="задание-для-самостоятельной-работы"/>
+    <w:bookmarkEnd w:id="58"/>
+    <w:bookmarkStart w:id="79" w:name="задание-для-самостоятельной-работы"/>
     <w:p>
       <w:pPr>
         <w:pStyle w:val="Heading1"/>
       </w:pPr>
       <w:r>
-        <w:t xml:space="preserve">2. Задание для самостоятельной работы</w:t>
+        <w:t xml:space="preserve">3. 3 Задание для самостоятельной работы</w:t>
       </w:r>
     </w:p>
     <w:p>
@@ -1536,7 +1492,7 @@
       <w:r>
         <w:t xml:space="preserve">(</w:t>
       </w:r>
-      <w:hyperlink w:anchor="fig-9">
+      <w:hyperlink w:anchor="fig-2.1">
         <w:r>
           <w:rPr>
             <w:rStyle w:val="Hyperlink"/>
@@ -1562,7 +1518,7 @@
       <w:tr>
         <w:tc>
           <w:tcPr/>
-          <w:bookmarkStart w:id="61" w:name="fig-9"/>
+          <w:bookmarkStart w:id="62" w:name="fig-2.1"/>
           <w:p>
             <w:pPr>
               <w:pStyle w:val="Compact"/>
@@ -1573,18 +1529,18 @@
                 <wp:inline>
                   <wp:extent cx="4267200" cy="355915"/>
                   <wp:effectExtent b="0" l="0" r="0" t="0"/>
-                  <wp:docPr descr="" title="" id="59" name="Picture"/>
+                  <wp:docPr descr="" title="" id="60" name="Picture"/>
                   <a:graphic>
                     <a:graphicData uri="http://schemas.openxmlformats.org/drawingml/2006/picture">
                       <pic:pic>
                         <pic:nvPicPr>
-                          <pic:cNvPr descr="image/9.png" id="60" name="Picture"/>
+                          <pic:cNvPr descr="image/9.png" id="61" name="Picture"/>
                           <pic:cNvPicPr>
                             <a:picLocks noChangeArrowheads="1" noChangeAspect="1"/>
                           </pic:cNvPicPr>
                         </pic:nvPicPr>
                         <pic:blipFill>
-                          <a:blip r:embed="rId58"/>
+                          <a:blip r:embed="rId59"/>
                           <a:stretch>
                             <a:fillRect/>
                           </a:stretch>
@@ -1624,7 +1580,7 @@
               <w:t xml:space="preserve">Рисунок 9: Создание копии файла hello.asm</w:t>
             </w:r>
           </w:p>
-          <w:bookmarkEnd w:id="61"/>
+          <w:bookmarkEnd w:id="62"/>
         </w:tc>
       </w:tr>
     </w:tbl>
@@ -1635,7 +1591,7 @@
       <w:r>
         <w:t xml:space="preserve">Внутри нового файла я внесла изменения, заменив приветствие на свое ФИО: «Зорова Ульяна Владимировна» (</w:t>
       </w:r>
-      <w:hyperlink w:anchor="fig-10">
+      <w:hyperlink w:anchor="fig-2.2">
         <w:r>
           <w:rPr>
             <w:rStyle w:val="Hyperlink"/>
@@ -1661,7 +1617,7 @@
       <w:tr>
         <w:tc>
           <w:tcPr/>
-          <w:bookmarkStart w:id="65" w:name="fig-10"/>
+          <w:bookmarkStart w:id="66" w:name="fig-2.2"/>
           <w:p>
             <w:pPr>
               <w:pStyle w:val="Compact"/>
@@ -1672,18 +1628,18 @@
                 <wp:inline>
                   <wp:extent cx="4267200" cy="3046745"/>
                   <wp:effectExtent b="0" l="0" r="0" t="0"/>
-                  <wp:docPr descr="" title="" id="63" name="Picture"/>
+                  <wp:docPr descr="" title="" id="64" name="Picture"/>
                   <a:graphic>
                     <a:graphicData uri="http://schemas.openxmlformats.org/drawingml/2006/picture">
                       <pic:pic>
                         <pic:nvPicPr>
-                          <pic:cNvPr descr="image/10.png" id="64" name="Picture"/>
+                          <pic:cNvPr descr="image/10.png" id="65" name="Picture"/>
                           <pic:cNvPicPr>
                             <a:picLocks noChangeArrowheads="1" noChangeAspect="1"/>
                           </pic:cNvPicPr>
                         </pic:nvPicPr>
                         <pic:blipFill>
-                          <a:blip r:embed="rId62"/>
+                          <a:blip r:embed="rId63"/>
                           <a:stretch>
                             <a:fillRect/>
                           </a:stretch>
@@ -1723,7 +1679,7 @@
               <w:t xml:space="preserve">Рисунок 10: Редактирование файла lab4.asm</w:t>
             </w:r>
           </w:p>
-          <w:bookmarkEnd w:id="65"/>
+          <w:bookmarkEnd w:id="66"/>
         </w:tc>
       </w:tr>
     </w:tbl>
@@ -1758,7 +1714,7 @@
       <w:r>
         <w:t xml:space="preserve">). При запуске программа успешно вывела мое ФИО (</w:t>
       </w:r>
-      <w:hyperlink w:anchor="fig-11">
+      <w:hyperlink w:anchor="fig-2.3">
         <w:r>
           <w:rPr>
             <w:rStyle w:val="Hyperlink"/>
@@ -1784,7 +1740,7 @@
       <w:tr>
         <w:tc>
           <w:tcPr/>
-          <w:bookmarkStart w:id="69" w:name="fig-11"/>
+          <w:bookmarkStart w:id="70" w:name="fig-2.3"/>
           <w:p>
             <w:pPr>
               <w:pStyle w:val="Compact"/>
@@ -1795,18 +1751,18 @@
                 <wp:inline>
                   <wp:extent cx="4267200" cy="185333"/>
                   <wp:effectExtent b="0" l="0" r="0" t="0"/>
-                  <wp:docPr descr="" title="" id="67" name="Picture"/>
+                  <wp:docPr descr="" title="" id="68" name="Picture"/>
                   <a:graphic>
                     <a:graphicData uri="http://schemas.openxmlformats.org/drawingml/2006/picture">
                       <pic:pic>
                         <pic:nvPicPr>
-                          <pic:cNvPr descr="image/11.png" id="68" name="Picture"/>
+                          <pic:cNvPr descr="image/11.png" id="69" name="Picture"/>
                           <pic:cNvPicPr>
                             <a:picLocks noChangeArrowheads="1" noChangeAspect="1"/>
                           </pic:cNvPicPr>
                         </pic:nvPicPr>
                         <pic:blipFill>
-                          <a:blip r:embed="rId66"/>
+                          <a:blip r:embed="rId67"/>
                           <a:stretch>
                             <a:fillRect/>
                           </a:stretch>
@@ -1846,7 +1802,7 @@
               <w:t xml:space="preserve">Рисунок 11: Трансляция, компоновка и запуск программы</w:t>
             </w:r>
           </w:p>
-          <w:bookmarkEnd w:id="69"/>
+          <w:bookmarkEnd w:id="70"/>
         </w:tc>
       </w:tr>
     </w:tbl>
@@ -1881,7 +1837,7 @@
       <w:r>
         <w:t xml:space="preserve">) в локальную папку репозитория (</w:t>
       </w:r>
-      <w:hyperlink w:anchor="fig-12">
+      <w:hyperlink w:anchor="fig-2.4">
         <w:r>
           <w:rPr>
             <w:rStyle w:val="Hyperlink"/>
@@ -1907,7 +1863,7 @@
       <w:tr>
         <w:tc>
           <w:tcPr/>
-          <w:bookmarkStart w:id="73" w:name="fig-12"/>
+          <w:bookmarkStart w:id="74" w:name="fig-2.4"/>
           <w:p>
             <w:pPr>
               <w:pStyle w:val="Compact"/>
@@ -1918,18 +1874,18 @@
                 <wp:inline>
                   <wp:extent cx="4267200" cy="472622"/>
                   <wp:effectExtent b="0" l="0" r="0" t="0"/>
-                  <wp:docPr descr="" title="" id="71" name="Picture"/>
+                  <wp:docPr descr="" title="" id="72" name="Picture"/>
                   <a:graphic>
                     <a:graphicData uri="http://schemas.openxmlformats.org/drawingml/2006/picture">
                       <pic:pic>
                         <pic:nvPicPr>
-                          <pic:cNvPr descr="image/12.png" id="72" name="Picture"/>
+                          <pic:cNvPr descr="image/12.png" id="73" name="Picture"/>
                           <pic:cNvPicPr>
                             <a:picLocks noChangeArrowheads="1" noChangeAspect="1"/>
                           </pic:cNvPicPr>
                         </pic:nvPicPr>
                         <pic:blipFill>
-                          <a:blip r:embed="rId70"/>
+                          <a:blip r:embed="rId71"/>
                           <a:stretch>
                             <a:fillRect/>
                           </a:stretch>
@@ -1969,7 +1925,7 @@
               <w:t xml:space="preserve">Рисунок 12: Копирование файлов</w:t>
             </w:r>
           </w:p>
-          <w:bookmarkEnd w:id="73"/>
+          <w:bookmarkEnd w:id="74"/>
         </w:tc>
       </w:tr>
     </w:tbl>
@@ -1980,7 +1936,7 @@
       <w:r>
         <w:t xml:space="preserve">Далее я отправила файлы в удаленный репозиторий на GitHub (</w:t>
       </w:r>
-      <w:hyperlink w:anchor="fig-13">
+      <w:hyperlink w:anchor="fig-2.5">
         <w:r>
           <w:rPr>
             <w:rStyle w:val="Hyperlink"/>
@@ -2006,7 +1962,7 @@
       <w:tr>
         <w:tc>
           <w:tcPr/>
-          <w:bookmarkStart w:id="77" w:name="fig-13"/>
+          <w:bookmarkStart w:id="78" w:name="fig-2.5"/>
           <w:p>
             <w:pPr>
               <w:pStyle w:val="Compact"/>
@@ -2017,18 +1973,18 @@
                 <wp:inline>
                   <wp:extent cx="4267200" cy="395416"/>
                   <wp:effectExtent b="0" l="0" r="0" t="0"/>
-                  <wp:docPr descr="" title="" id="75" name="Picture"/>
+                  <wp:docPr descr="" title="" id="76" name="Picture"/>
                   <a:graphic>
                     <a:graphicData uri="http://schemas.openxmlformats.org/drawingml/2006/picture">
                       <pic:pic>
                         <pic:nvPicPr>
-                          <pic:cNvPr descr="image/13.png" id="76" name="Picture"/>
+                          <pic:cNvPr descr="image/13.png" id="77" name="Picture"/>
                           <pic:cNvPicPr>
                             <a:picLocks noChangeArrowheads="1" noChangeAspect="1"/>
                           </pic:cNvPicPr>
                         </pic:nvPicPr>
                         <pic:blipFill>
-                          <a:blip r:embed="rId74"/>
+                          <a:blip r:embed="rId75"/>
                           <a:stretch>
                             <a:fillRect/>
                           </a:stretch>
@@ -2068,18 +2024,18 @@
               <w:t xml:space="preserve">Рисунок 13: Обновление репозитория</w:t>
             </w:r>
           </w:p>
-          <w:bookmarkEnd w:id="77"/>
+          <w:bookmarkEnd w:id="78"/>
         </w:tc>
       </w:tr>
     </w:tbl>
-    <w:bookmarkEnd w:id="78"/>
-    <w:bookmarkStart w:id="79" w:name="вывод"/>
+    <w:bookmarkEnd w:id="79"/>
+    <w:bookmarkStart w:id="80" w:name="вывод"/>
     <w:p>
       <w:pPr>
         <w:pStyle w:val="Heading1"/>
       </w:pPr>
       <w:r>
-        <w:t xml:space="preserve">3. Вывод</w:t>
+        <w:t xml:space="preserve">4. 4 Вывод</w:t>
       </w:r>
     </w:p>
     <w:p>
@@ -2090,7 +2046,7 @@
         <w:t xml:space="preserve">В ходе проделанной работы я получила практические навыки написания, компиляции и сборки программ на ассемблере NASM, а также закрепила знания о работе с командной строкой Linux.</w:t>
       </w:r>
     </w:p>
-    <w:bookmarkEnd w:id="79"/>
+    <w:bookmarkEnd w:id="80"/>
     <w:sectPr/>
   </w:body>
 </w:document>

--- a/labs/lab04/report/arch-pc-lab04-report.docx
+++ b/labs/lab04/report/arch-pc-lab04-report.docx
@@ -237,55 +237,7 @@
         <w:t xml:space="preserve"> </w:t>
       </w:r>
       <w:r>
-        <w:t xml:space="preserve">NASM,</w:t>
-      </w:r>
-      <w:r>
-        <w:t xml:space="preserve"> </w:t>
-      </w:r>
-      <w:r>
-        <w:t xml:space="preserve">а</w:t>
-      </w:r>
-      <w:r>
-        <w:t xml:space="preserve"> </w:t>
-      </w:r>
-      <w:r>
-        <w:t xml:space="preserve">также</w:t>
-      </w:r>
-      <w:r>
-        <w:t xml:space="preserve"> </w:t>
-      </w:r>
-      <w:r>
-        <w:t xml:space="preserve">изучила</w:t>
-      </w:r>
-      <w:r>
-        <w:t xml:space="preserve"> </w:t>
-      </w:r>
-      <w:r>
-        <w:t xml:space="preserve">особенности</w:t>
-      </w:r>
-      <w:r>
-        <w:t xml:space="preserve"> </w:t>
-      </w:r>
-      <w:r>
-        <w:t xml:space="preserve">работы</w:t>
-      </w:r>
-      <w:r>
-        <w:t xml:space="preserve"> </w:t>
-      </w:r>
-      <w:r>
-        <w:t xml:space="preserve">транслятора</w:t>
-      </w:r>
-      <w:r>
-        <w:t xml:space="preserve"> </w:t>
-      </w:r>
-      <w:r>
-        <w:t xml:space="preserve">и</w:t>
-      </w:r>
-      <w:r>
-        <w:t xml:space="preserve"> </w:t>
-      </w:r>
-      <w:r>
-        <w:t xml:space="preserve">компоновщика.</w:t>
+        <w:t xml:space="preserve">NASM.</w:t>
       </w:r>
     </w:p>
     <w:sdt>
@@ -320,7 +272,7 @@
         <w:pStyle w:val="Heading1"/>
       </w:pPr>
       <w:r>
-        <w:t xml:space="preserve">1. 1 Цель работы</w:t>
+        <w:t xml:space="preserve">1. Цель работы</w:t>
       </w:r>
     </w:p>
     <w:p>
@@ -338,7 +290,7 @@
         <w:pStyle w:val="Heading1"/>
       </w:pPr>
       <w:r>
-        <w:t xml:space="preserve">2. 2 Выполнение лабораторной работы</w:t>
+        <w:t xml:space="preserve">2. Выполнение лабораторной работы</w:t>
       </w:r>
     </w:p>
     <w:bookmarkStart w:id="33" w:name="программа-hello-world"/>
@@ -347,7 +299,7 @@
         <w:pStyle w:val="Heading2"/>
       </w:pPr>
       <w:r>
-        <w:t xml:space="preserve">2.1 2.1 Программа Hello world!</w:t>
+        <w:t xml:space="preserve">2.1 Программа Hello world!</w:t>
       </w:r>
     </w:p>
     <w:p>
@@ -357,7 +309,7 @@
       <w:r>
         <w:t xml:space="preserve">Сначала я открыла терминал и сформировала рабочую директорию для хранения файлов текущего проекта с помощью mkdir (</w:t>
       </w:r>
-      <w:hyperlink w:anchor="fig-1.1">
+      <w:hyperlink w:anchor="fig-1">
         <w:r>
           <w:rPr>
             <w:rStyle w:val="Hyperlink"/>
@@ -383,7 +335,7 @@
       <w:tr>
         <w:tc>
           <w:tcPr/>
-          <w:bookmarkStart w:id="24" w:name="fig-1.1"/>
+          <w:bookmarkStart w:id="24" w:name="fig-1"/>
           <w:p>
             <w:pPr>
               <w:pStyle w:val="Compact"/>
@@ -454,9 +406,9 @@
         <w:pStyle w:val="BodyText"/>
       </w:pPr>
       <w:r>
-        <w:t xml:space="preserve">Затем, перейдя в новую папку, я сгенерировала пустой текстовый документ, дав ему название hello.asm (</w:t>
-      </w:r>
-      <w:hyperlink w:anchor="fig-1.2">
+        <w:t xml:space="preserve">Затем, перейдя в новую папку, я сгенерировала пустой текстовый документ, дав ему название hello.asm, и открыла его в редакторе (</w:t>
+      </w:r>
+      <w:hyperlink w:anchor="fig-2">
         <w:r>
           <w:rPr>
             <w:rStyle w:val="Hyperlink"/>
@@ -482,7 +434,7 @@
       <w:tr>
         <w:tc>
           <w:tcPr/>
-          <w:bookmarkStart w:id="28" w:name="fig-1.2"/>
+          <w:bookmarkStart w:id="28" w:name="fig-2"/>
           <w:p>
             <w:pPr>
               <w:pStyle w:val="Compact"/>
@@ -553,9 +505,9 @@
         <w:pStyle w:val="BodyText"/>
       </w:pPr>
       <w:r>
-        <w:t xml:space="preserve">С помощью текстового редактора я открыла этот файл и набрала в нем исходный код первой программы (</w:t>
-      </w:r>
-      <w:hyperlink w:anchor="fig-1.3">
+        <w:t xml:space="preserve">С помощью текстового редактора я набрала в нем исходный код первой программы (</w:t>
+      </w:r>
+      <w:hyperlink w:anchor="fig-3">
         <w:r>
           <w:rPr>
             <w:rStyle w:val="Hyperlink"/>
@@ -581,7 +533,7 @@
       <w:tr>
         <w:tc>
           <w:tcPr/>
-          <w:bookmarkStart w:id="32" w:name="fig-1.3"/>
+          <w:bookmarkStart w:id="32" w:name="fig-3"/>
           <w:p>
             <w:pPr>
               <w:pStyle w:val="Compact"/>
@@ -654,7 +606,7 @@
         <w:pStyle w:val="Heading2"/>
       </w:pPr>
       <w:r>
-        <w:t xml:space="preserve">2.2 2.2 Транслятор NASM</w:t>
+        <w:t xml:space="preserve">2.2 Транслятор NASM</w:t>
       </w:r>
     </w:p>
     <w:p>
@@ -691,7 +643,7 @@
       <w:r>
         <w:t xml:space="preserve">(</w:t>
       </w:r>
-      <w:hyperlink w:anchor="fig-1.4">
+      <w:hyperlink w:anchor="fig-4">
         <w:r>
           <w:rPr>
             <w:rStyle w:val="Hyperlink"/>
@@ -717,7 +669,7 @@
       <w:tr>
         <w:tc>
           <w:tcPr/>
-          <w:bookmarkStart w:id="37" w:name="fig-1.4"/>
+          <w:bookmarkStart w:id="37" w:name="fig-4"/>
           <w:p>
             <w:pPr>
               <w:pStyle w:val="Compact"/>
@@ -790,7 +742,7 @@
         <w:pStyle w:val="Heading2"/>
       </w:pPr>
       <w:r>
-        <w:t xml:space="preserve">2.3 2.3 Расширенный синтаксис командной строки NASM</w:t>
+        <w:t xml:space="preserve">2.3 Расширенный синтаксис командной строки NASM</w:t>
       </w:r>
     </w:p>
     <w:p>
@@ -839,7 +791,7 @@
       <w:r>
         <w:t xml:space="preserve">, я проверила, что все требуемые файлы успешно сформированы (</w:t>
       </w:r>
-      <w:hyperlink w:anchor="fig-1.5">
+      <w:hyperlink w:anchor="fig-5">
         <w:r>
           <w:rPr>
             <w:rStyle w:val="Hyperlink"/>
@@ -865,7 +817,7 @@
       <w:tr>
         <w:tc>
           <w:tcPr/>
-          <w:bookmarkStart w:id="42" w:name="fig-1.5"/>
+          <w:bookmarkStart w:id="42" w:name="fig-5"/>
           <w:p>
             <w:pPr>
               <w:pStyle w:val="Compact"/>
@@ -938,109 +890,20 @@
         <w:pStyle w:val="Heading2"/>
       </w:pPr>
       <w:r>
-        <w:t xml:space="preserve">2.4 2.4 Компоновщик LD</w:t>
-      </w:r>
-    </w:p>
-    <w:p>
-      <w:pPr>
-        <w:pStyle w:val="BlockText"/>
-      </w:pPr>
-      <w:r>
-        <w:rPr>
-          <w:iCs/>
-          <w:i/>
-          <w:bCs/>
-          <w:b/>
-        </w:rPr>
-        <w:t xml:space="preserve">Примечание:</w:t>
-      </w:r>
-      <w:r>
-        <w:t xml:space="preserve"> </w:t>
-      </w:r>
-      <w:r>
-        <w:rPr>
-          <w:iCs/>
-          <w:i/>
-        </w:rPr>
-        <w:t xml:space="preserve">Так как моя лабораторная работа выполняется на компьютере Mac, оснащенном процессором Apple Silicon (архитектура ARM), команда</w:t>
-      </w:r>
-      <w:r>
-        <w:rPr>
-          <w:iCs/>
-          <w:i/>
-        </w:rPr>
-        <w:t xml:space="preserve"> </w:t>
-      </w:r>
-      <w:r>
-        <w:rPr>
-          <w:rStyle w:val="VerbatimChar"/>
-          <w:iCs/>
-          <w:i/>
-        </w:rPr>
-        <w:t xml:space="preserve">ld</w:t>
-      </w:r>
-      <w:r>
-        <w:rPr>
-          <w:iCs/>
-          <w:i/>
-        </w:rPr>
-        <w:t xml:space="preserve"> </w:t>
-      </w:r>
-      <w:r>
-        <w:rPr>
-          <w:iCs/>
-          <w:i/>
-        </w:rPr>
-        <w:t xml:space="preserve">не поддерживается. По этой причине я применяла кросс-компилятор</w:t>
-      </w:r>
-      <w:r>
-        <w:rPr>
-          <w:iCs/>
-          <w:i/>
-        </w:rPr>
-        <w:t xml:space="preserve"> </w:t>
-      </w:r>
-      <w:r>
-        <w:rPr>
-          <w:rStyle w:val="VerbatimChar"/>
-          <w:iCs/>
-          <w:i/>
-        </w:rPr>
-        <w:t xml:space="preserve">i686-Linux-gnu-Ld</w:t>
-      </w:r>
-      <w:r>
-        <w:rPr>
-          <w:iCs/>
-          <w:i/>
-        </w:rPr>
-        <w:t xml:space="preserve">, а для запуска использовала пакет</w:t>
-      </w:r>
-      <w:r>
-        <w:rPr>
-          <w:iCs/>
-          <w:i/>
-        </w:rPr>
-        <w:t xml:space="preserve"> </w:t>
-      </w:r>
-      <w:r>
-        <w:rPr>
-          <w:rStyle w:val="VerbatimChar"/>
-          <w:iCs/>
-          <w:i/>
-        </w:rPr>
-        <w:t xml:space="preserve">qemu-user-binfmt</w:t>
-      </w:r>
-      <w:r>
-        <w:rPr>
-          <w:iCs/>
-          <w:i/>
-        </w:rPr>
-        <w:t xml:space="preserve">, который эмулирует необходимую архитектуру.</w:t>
+        <w:t xml:space="preserve">2.4 Компоновщик LD</w:t>
       </w:r>
     </w:p>
     <w:p>
       <w:pPr>
         <w:pStyle w:val="FirstParagraph"/>
+      </w:pPr>
+      <w:r>
+        <w:t xml:space="preserve">Так как моя лабораторная работа выполняется на компьютере Mac, оснащенном процессором Apple Silicon (архитектура ARM), команда ld не поддерживается. По этой причине я применяла кросс-компилятор i686-Linux-gnu-Ld, а для запуска использовала пакет qemu-user-binfmt, который эмулирует необходимую архитектуру.</w:t>
+      </w:r>
+    </w:p>
+    <w:p>
+      <w:pPr>
+        <w:pStyle w:val="BodyText"/>
       </w:pPr>
       <w:r>
         <w:t xml:space="preserve">Далее я отправила файл на обработку компоновщику. Проверка через</w:t>
@@ -1075,7 +938,7 @@
       <w:r>
         <w:t xml:space="preserve">был создан корректно (</w:t>
       </w:r>
-      <w:hyperlink w:anchor="fig-1.6">
+      <w:hyperlink w:anchor="fig-6">
         <w:r>
           <w:rPr>
             <w:rStyle w:val="Hyperlink"/>
@@ -1101,7 +964,7 @@
       <w:tr>
         <w:tc>
           <w:tcPr/>
-          <w:bookmarkStart w:id="47" w:name="fig-1.6"/>
+          <w:bookmarkStart w:id="47" w:name="fig-6"/>
           <w:p>
             <w:pPr>
               <w:pStyle w:val="Compact"/>
@@ -1189,7 +1052,7 @@
       <w:r>
         <w:t xml:space="preserve">(</w:t>
       </w:r>
-      <w:hyperlink w:anchor="fig-1.7">
+      <w:hyperlink w:anchor="fig-7">
         <w:r>
           <w:rPr>
             <w:rStyle w:val="Hyperlink"/>
@@ -1242,7 +1105,7 @@
       <w:tr>
         <w:tc>
           <w:tcPr/>
-          <w:bookmarkStart w:id="51" w:name="fig-1.7"/>
+          <w:bookmarkStart w:id="51" w:name="fig-7"/>
           <w:p>
             <w:pPr>
               <w:pStyle w:val="Compact"/>
@@ -1315,7 +1178,7 @@
         <w:pStyle w:val="Heading2"/>
       </w:pPr>
       <w:r>
-        <w:t xml:space="preserve">2.5 2.5 Запуск исполняемого файла</w:t>
+        <w:t xml:space="preserve">2.5 Запуск исполняемого файла</w:t>
       </w:r>
     </w:p>
     <w:p>
@@ -1352,7 +1215,7 @@
       <w:r>
         <w:t xml:space="preserve">(</w:t>
       </w:r>
-      <w:hyperlink w:anchor="fig-1.8">
+      <w:hyperlink w:anchor="fig-8">
         <w:r>
           <w:rPr>
             <w:rStyle w:val="Hyperlink"/>
@@ -1378,7 +1241,7 @@
       <w:tr>
         <w:tc>
           <w:tcPr/>
-          <w:bookmarkStart w:id="56" w:name="fig-1.8"/>
+          <w:bookmarkStart w:id="56" w:name="fig-8"/>
           <w:p>
             <w:pPr>
               <w:pStyle w:val="Compact"/>
@@ -1446,13 +1309,13 @@
     </w:tbl>
     <w:bookmarkEnd w:id="57"/>
     <w:bookmarkEnd w:id="58"/>
-    <w:bookmarkStart w:id="79" w:name="задание-для-самостоятельной-работы"/>
+    <w:bookmarkStart w:id="83" w:name="задание-для-самостоятельной-работы"/>
     <w:p>
       <w:pPr>
         <w:pStyle w:val="Heading1"/>
       </w:pPr>
       <w:r>
-        <w:t xml:space="preserve">3. 3 Задание для самостоятельной работы</w:t>
+        <w:t xml:space="preserve">3. Задание для самостоятельной работы</w:t>
       </w:r>
     </w:p>
     <w:p>
@@ -1492,7 +1355,7 @@
       <w:r>
         <w:t xml:space="preserve">(</w:t>
       </w:r>
-      <w:hyperlink w:anchor="fig-2.1">
+      <w:hyperlink w:anchor="fig-9">
         <w:r>
           <w:rPr>
             <w:rStyle w:val="Hyperlink"/>
@@ -1518,7 +1381,7 @@
       <w:tr>
         <w:tc>
           <w:tcPr/>
-          <w:bookmarkStart w:id="62" w:name="fig-2.1"/>
+          <w:bookmarkStart w:id="62" w:name="fig-9"/>
           <w:p>
             <w:pPr>
               <w:pStyle w:val="Compact"/>
@@ -1589,9 +1452,9 @@
         <w:pStyle w:val="BodyText"/>
       </w:pPr>
       <w:r>
-        <w:t xml:space="preserve">Внутри нового файла я внесла изменения, заменив приветствие на свое ФИО: «Зорова Ульяна Владимировна» (</w:t>
-      </w:r>
-      <w:hyperlink w:anchor="fig-2.2">
+        <w:t xml:space="preserve">Затем я открыла новый файл в текстовом редакторе для внесения изменений (</w:t>
+      </w:r>
+      <w:hyperlink w:anchor="fig-10">
         <w:r>
           <w:rPr>
             <w:rStyle w:val="Hyperlink"/>
@@ -1617,7 +1480,7 @@
       <w:tr>
         <w:tc>
           <w:tcPr/>
-          <w:bookmarkStart w:id="66" w:name="fig-2.2"/>
+          <w:bookmarkStart w:id="66" w:name="fig-10"/>
           <w:p>
             <w:pPr>
               <w:pStyle w:val="Compact"/>
@@ -1626,20 +1489,119 @@
             <w:r>
               <w:drawing>
                 <wp:inline>
-                  <wp:extent cx="4267200" cy="3046745"/>
+                  <wp:extent cx="4267200" cy="185333"/>
                   <wp:effectExtent b="0" l="0" r="0" t="0"/>
                   <wp:docPr descr="" title="" id="64" name="Picture"/>
                   <a:graphic>
                     <a:graphicData uri="http://schemas.openxmlformats.org/drawingml/2006/picture">
                       <pic:pic>
                         <pic:nvPicPr>
-                          <pic:cNvPr descr="image/10.png" id="65" name="Picture"/>
+                          <pic:cNvPr descr="image/11.png" id="65" name="Picture"/>
                           <pic:cNvPicPr>
                             <a:picLocks noChangeArrowheads="1" noChangeAspect="1"/>
                           </pic:cNvPicPr>
                         </pic:nvPicPr>
                         <pic:blipFill>
                           <a:blip r:embed="rId63"/>
+                          <a:stretch>
+                            <a:fillRect/>
+                          </a:stretch>
+                        </pic:blipFill>
+                        <pic:spPr bwMode="auto">
+                          <a:xfrm>
+                            <a:off x="0" y="0"/>
+                            <a:ext cx="4267200" cy="185333"/>
+                          </a:xfrm>
+                          <a:prstGeom prst="rect">
+                            <a:avLst/>
+                          </a:prstGeom>
+                          <a:noFill/>
+                          <a:ln w="9525">
+                            <a:noFill/>
+                            <a:headEnd/>
+                            <a:tailEnd/>
+                          </a:ln>
+                        </pic:spPr>
+                      </pic:pic>
+                    </a:graphicData>
+                  </a:graphic>
+                </wp:inline>
+              </w:drawing>
+            </w:r>
+          </w:p>
+          <w:p>
+            <w:pPr>
+              <w:jc w:val="center"/>
+            </w:pPr>
+            <w:pPr>
+              <w:jc w:val="start"/>
+              <w:spacing w:before="200"/>
+              <w:pStyle w:val="ImageCaption"/>
+            </w:pPr>
+            <w:r>
+              <w:t xml:space="preserve">Рисунок 10: Открытие файла lab4.asm</w:t>
+            </w:r>
+          </w:p>
+          <w:bookmarkEnd w:id="66"/>
+        </w:tc>
+      </w:tr>
+    </w:tbl>
+    <w:p>
+      <w:pPr>
+        <w:pStyle w:val="BodyText"/>
+      </w:pPr>
+      <w:r>
+        <w:t xml:space="preserve">Внутри файла я заменила приветствие на свое ФИО: «Зорова Ульяна Владимировна» (</w:t>
+      </w:r>
+      <w:hyperlink w:anchor="fig-11">
+        <w:r>
+          <w:rPr>
+            <w:rStyle w:val="Hyperlink"/>
+          </w:rPr>
+          <w:t xml:space="preserve">Рисунок 11</w:t>
+        </w:r>
+      </w:hyperlink>
+      <w:r>
+        <w:t xml:space="preserve">).</w:t>
+      </w:r>
+    </w:p>
+    <w:tbl>
+      <w:tblPr>
+        <w:tblStyle w:val="Table"/>
+        <w:tblW w:type="pct" w:w="5000"/>
+        <w:tblLook w:firstRow="0" w:lastRow="0" w:firstColumn="0" w:lastColumn="0" w:noHBand="0" w:noVBand="0" w:val="0000"/>
+        <w:jc w:val="start"/>
+        <w:tblLayout w:type="fixed"/>
+      </w:tblPr>
+      <w:tblGrid>
+        <w:gridCol w:w="7920"/>
+      </w:tblGrid>
+      <w:tr>
+        <w:tc>
+          <w:tcPr/>
+          <w:bookmarkStart w:id="70" w:name="fig-11"/>
+          <w:p>
+            <w:pPr>
+              <w:pStyle w:val="Compact"/>
+              <w:jc w:val="center"/>
+            </w:pPr>
+            <w:r>
+              <w:drawing>
+                <wp:inline>
+                  <wp:extent cx="4267200" cy="3046745"/>
+                  <wp:effectExtent b="0" l="0" r="0" t="0"/>
+                  <wp:docPr descr="" title="" id="68" name="Picture"/>
+                  <a:graphic>
+                    <a:graphicData uri="http://schemas.openxmlformats.org/drawingml/2006/picture">
+                      <pic:pic>
+                        <pic:nvPicPr>
+                          <pic:cNvPr descr="image/10.png" id="69" name="Picture"/>
+                          <pic:cNvPicPr>
+                            <a:picLocks noChangeArrowheads="1" noChangeAspect="1"/>
+                          </pic:cNvPicPr>
+                        </pic:nvPicPr>
+                        <pic:blipFill>
+                          <a:blip r:embed="rId67"/>
                           <a:stretch>
                             <a:fillRect/>
                           </a:stretch>
@@ -1676,10 +1638,10 @@
               <w:pStyle w:val="ImageCaption"/>
             </w:pPr>
             <w:r>
-              <w:t xml:space="preserve">Рисунок 10: Редактирование файла lab4.asm</w:t>
+              <w:t xml:space="preserve">Рисунок 11: Редактирование файла lab4.asm</w:t>
             </w:r>
           </w:p>
-          <w:bookmarkEnd w:id="66"/>
+          <w:bookmarkEnd w:id="70"/>
         </w:tc>
       </w:tr>
     </w:tbl>
@@ -1712,14 +1674,14 @@
         <w:t xml:space="preserve">lab4</w:t>
       </w:r>
       <w:r>
-        <w:t xml:space="preserve">). При запуске программа успешно вывела мое ФИО (</w:t>
-      </w:r>
-      <w:hyperlink w:anchor="fig-2.3">
+        <w:t xml:space="preserve">) (</w:t>
+      </w:r>
+      <w:hyperlink w:anchor="fig-12">
         <w:r>
           <w:rPr>
             <w:rStyle w:val="Hyperlink"/>
           </w:rPr>
-          <w:t xml:space="preserve">Рисунок 11</w:t>
+          <w:t xml:space="preserve">Рисунок 12</w:t>
         </w:r>
       </w:hyperlink>
       <w:r>
@@ -1740,130 +1702,7 @@
       <w:tr>
         <w:tc>
           <w:tcPr/>
-          <w:bookmarkStart w:id="70" w:name="fig-2.3"/>
-          <w:p>
-            <w:pPr>
-              <w:pStyle w:val="Compact"/>
-              <w:jc w:val="center"/>
-            </w:pPr>
-            <w:r>
-              <w:drawing>
-                <wp:inline>
-                  <wp:extent cx="4267200" cy="185333"/>
-                  <wp:effectExtent b="0" l="0" r="0" t="0"/>
-                  <wp:docPr descr="" title="" id="68" name="Picture"/>
-                  <a:graphic>
-                    <a:graphicData uri="http://schemas.openxmlformats.org/drawingml/2006/picture">
-                      <pic:pic>
-                        <pic:nvPicPr>
-                          <pic:cNvPr descr="image/11.png" id="69" name="Picture"/>
-                          <pic:cNvPicPr>
-                            <a:picLocks noChangeArrowheads="1" noChangeAspect="1"/>
-                          </pic:cNvPicPr>
-                        </pic:nvPicPr>
-                        <pic:blipFill>
-                          <a:blip r:embed="rId67"/>
-                          <a:stretch>
-                            <a:fillRect/>
-                          </a:stretch>
-                        </pic:blipFill>
-                        <pic:spPr bwMode="auto">
-                          <a:xfrm>
-                            <a:off x="0" y="0"/>
-                            <a:ext cx="4267200" cy="185333"/>
-                          </a:xfrm>
-                          <a:prstGeom prst="rect">
-                            <a:avLst/>
-                          </a:prstGeom>
-                          <a:noFill/>
-                          <a:ln w="9525">
-                            <a:noFill/>
-                            <a:headEnd/>
-                            <a:tailEnd/>
-                          </a:ln>
-                        </pic:spPr>
-                      </pic:pic>
-                    </a:graphicData>
-                  </a:graphic>
-                </wp:inline>
-              </w:drawing>
-            </w:r>
-          </w:p>
-          <w:p>
-            <w:pPr>
-              <w:jc w:val="center"/>
-            </w:pPr>
-            <w:pPr>
-              <w:jc w:val="start"/>
-              <w:spacing w:before="200"/>
-              <w:pStyle w:val="ImageCaption"/>
-            </w:pPr>
-            <w:r>
-              <w:t xml:space="preserve">Рисунок 11: Трансляция, компоновка и запуск программы</w:t>
-            </w:r>
-          </w:p>
-          <w:bookmarkEnd w:id="70"/>
-        </w:tc>
-      </w:tr>
-    </w:tbl>
-    <w:p>
-      <w:pPr>
-        <w:pStyle w:val="BodyText"/>
-      </w:pPr>
-      <w:r>
-        <w:t xml:space="preserve">Далее я скопировала файлы (</w:t>
-      </w:r>
-      <w:r>
-        <w:rPr>
-          <w:rStyle w:val="VerbatimChar"/>
-        </w:rPr>
-        <w:t xml:space="preserve">hello.asm</w:t>
-      </w:r>
-      <w:r>
-        <w:t xml:space="preserve"> </w:t>
-      </w:r>
-      <w:r>
-        <w:t xml:space="preserve">и</w:t>
-      </w:r>
-      <w:r>
-        <w:t xml:space="preserve"> </w:t>
-      </w:r>
-      <w:r>
-        <w:rPr>
-          <w:rStyle w:val="VerbatimChar"/>
-        </w:rPr>
-        <w:t xml:space="preserve">lab4.asm</w:t>
-      </w:r>
-      <w:r>
-        <w:t xml:space="preserve">) в локальную папку репозитория (</w:t>
-      </w:r>
-      <w:hyperlink w:anchor="fig-2.4">
-        <w:r>
-          <w:rPr>
-            <w:rStyle w:val="Hyperlink"/>
-          </w:rPr>
-          <w:t xml:space="preserve">Рисунок 12</w:t>
-        </w:r>
-      </w:hyperlink>
-      <w:r>
-        <w:t xml:space="preserve">).</w:t>
-      </w:r>
-    </w:p>
-    <w:tbl>
-      <w:tblPr>
-        <w:tblStyle w:val="Table"/>
-        <w:tblW w:type="pct" w:w="5000"/>
-        <w:tblLook w:firstRow="0" w:lastRow="0" w:firstColumn="0" w:lastColumn="0" w:noHBand="0" w:noVBand="0" w:val="0000"/>
-        <w:jc w:val="start"/>
-        <w:tblLayout w:type="fixed"/>
-      </w:tblPr>
-      <w:tblGrid>
-        <w:gridCol w:w="7920"/>
-      </w:tblGrid>
-      <w:tr>
-        <w:tc>
-          <w:tcPr/>
-          <w:bookmarkStart w:id="74" w:name="fig-2.4"/>
+          <w:bookmarkStart w:id="74" w:name="fig-12"/>
           <w:p>
             <w:pPr>
               <w:pStyle w:val="Compact"/>
@@ -1922,7 +1761,7 @@
               <w:pStyle w:val="ImageCaption"/>
             </w:pPr>
             <w:r>
-              <w:t xml:space="preserve">Рисунок 12: Копирование файлов</w:t>
+              <w:t xml:space="preserve">Рисунок 12: Трансляция и компоновка программы</w:t>
             </w:r>
           </w:p>
           <w:bookmarkEnd w:id="74"/>
@@ -1934,9 +1773,9 @@
         <w:pStyle w:val="BodyText"/>
       </w:pPr>
       <w:r>
-        <w:t xml:space="preserve">Далее я отправила файлы в удаленный репозиторий на GitHub (</w:t>
-      </w:r>
-      <w:hyperlink w:anchor="fig-2.5">
+        <w:t xml:space="preserve">При запуске программа успешно вывела мое ФИО (</w:t>
+      </w:r>
+      <w:hyperlink w:anchor="fig-13">
         <w:r>
           <w:rPr>
             <w:rStyle w:val="Hyperlink"/>
@@ -1962,7 +1801,7 @@
       <w:tr>
         <w:tc>
           <w:tcPr/>
-          <w:bookmarkStart w:id="78" w:name="fig-2.5"/>
+          <w:bookmarkStart w:id="78" w:name="fig-13"/>
           <w:p>
             <w:pPr>
               <w:pStyle w:val="Compact"/>
@@ -2021,21 +1860,120 @@
               <w:pStyle w:val="ImageCaption"/>
             </w:pPr>
             <w:r>
-              <w:t xml:space="preserve">Рисунок 13: Обновление репозитория</w:t>
+              <w:t xml:space="preserve">Рисунок 13: Запуск программы lab4</w:t>
             </w:r>
           </w:p>
           <w:bookmarkEnd w:id="78"/>
         </w:tc>
       </w:tr>
     </w:tbl>
-    <w:bookmarkEnd w:id="79"/>
-    <w:bookmarkStart w:id="80" w:name="вывод"/>
+    <w:p>
+      <w:pPr>
+        <w:pStyle w:val="BodyText"/>
+      </w:pPr>
+      <w:r>
+        <w:t xml:space="preserve">В завершение, я сначала скопировала файлы hello.asm и lab4.asm в каталог lab04 и далее загрузила файлы в удалённый репозиторий на GitVerse (</w:t>
+      </w:r>
+      <w:hyperlink w:anchor="fig-14">
+        <w:r>
+          <w:rPr>
+            <w:rStyle w:val="Hyperlink"/>
+          </w:rPr>
+          <w:t xml:space="preserve">Рисунок 14</w:t>
+        </w:r>
+      </w:hyperlink>
+      <w:r>
+        <w:t xml:space="preserve">).</w:t>
+      </w:r>
+    </w:p>
+    <w:tbl>
+      <w:tblPr>
+        <w:tblStyle w:val="Table"/>
+        <w:tblW w:type="pct" w:w="5000"/>
+        <w:tblLook w:firstRow="0" w:lastRow="0" w:firstColumn="0" w:lastColumn="0" w:noHBand="0" w:noVBand="0" w:val="0000"/>
+        <w:jc w:val="start"/>
+        <w:tblLayout w:type="fixed"/>
+      </w:tblPr>
+      <w:tblGrid>
+        <w:gridCol w:w="7920"/>
+      </w:tblGrid>
+      <w:tr>
+        <w:tc>
+          <w:tcPr/>
+          <w:bookmarkStart w:id="82" w:name="fig-14"/>
+          <w:p>
+            <w:pPr>
+              <w:pStyle w:val="Compact"/>
+              <w:jc w:val="center"/>
+            </w:pPr>
+            <w:r>
+              <w:drawing>
+                <wp:inline>
+                  <wp:extent cx="4267200" cy="1987883"/>
+                  <wp:effectExtent b="0" l="0" r="0" t="0"/>
+                  <wp:docPr descr="" title="" id="80" name="Picture"/>
+                  <a:graphic>
+                    <a:graphicData uri="http://schemas.openxmlformats.org/drawingml/2006/picture">
+                      <pic:pic>
+                        <pic:nvPicPr>
+                          <pic:cNvPr descr="image/14.png" id="81" name="Picture"/>
+                          <pic:cNvPicPr>
+                            <a:picLocks noChangeArrowheads="1" noChangeAspect="1"/>
+                          </pic:cNvPicPr>
+                        </pic:nvPicPr>
+                        <pic:blipFill>
+                          <a:blip r:embed="rId79"/>
+                          <a:stretch>
+                            <a:fillRect/>
+                          </a:stretch>
+                        </pic:blipFill>
+                        <pic:spPr bwMode="auto">
+                          <a:xfrm>
+                            <a:off x="0" y="0"/>
+                            <a:ext cx="4267200" cy="1987883"/>
+                          </a:xfrm>
+                          <a:prstGeom prst="rect">
+                            <a:avLst/>
+                          </a:prstGeom>
+                          <a:noFill/>
+                          <a:ln w="9525">
+                            <a:noFill/>
+                            <a:headEnd/>
+                            <a:tailEnd/>
+                          </a:ln>
+                        </pic:spPr>
+                      </pic:pic>
+                    </a:graphicData>
+                  </a:graphic>
+                </wp:inline>
+              </w:drawing>
+            </w:r>
+          </w:p>
+          <w:p>
+            <w:pPr>
+              <w:jc w:val="center"/>
+            </w:pPr>
+            <w:pPr>
+              <w:jc w:val="start"/>
+              <w:spacing w:before="200"/>
+              <w:pStyle w:val="ImageCaption"/>
+            </w:pPr>
+            <w:r>
+              <w:t xml:space="preserve">Рисунок 14: Копирование файлов и обновление репозитория</w:t>
+            </w:r>
+          </w:p>
+          <w:bookmarkEnd w:id="82"/>
+        </w:tc>
+      </w:tr>
+    </w:tbl>
+    <w:bookmarkEnd w:id="83"/>
+    <w:bookmarkStart w:id="84" w:name="вывод"/>
     <w:p>
       <w:pPr>
         <w:pStyle w:val="Heading1"/>
       </w:pPr>
       <w:r>
-        <w:t xml:space="preserve">4. 4 Вывод</w:t>
+        <w:t xml:space="preserve">4. Вывод</w:t>
       </w:r>
     </w:p>
     <w:p>
@@ -2043,10 +1981,10 @@
         <w:pStyle w:val="FirstParagraph"/>
       </w:pPr>
       <w:r>
-        <w:t xml:space="preserve">В ходе проделанной работы я получила практические навыки написания, компиляции и сборки программ на ассемблере NASM, а также закрепила знания о работе с командной строкой Linux.</w:t>
-      </w:r>
-    </w:p>
-    <w:bookmarkEnd w:id="80"/>
+        <w:t xml:space="preserve">В ходе проделанной работы я получила практические навыки написания, компиляции и сборки программ на ассемблере NASM.</w:t>
+      </w:r>
+    </w:p>
+    <w:bookmarkEnd w:id="84"/>
     <w:sectPr/>
   </w:body>
 </w:document>
